--- a/Beteg edukáció/Alternatív koleszterincsökkentők.docx
+++ b/Beteg edukáció/Alternatív koleszterincsökkentők.docx
@@ -11,50 +11,20 @@
           <w:b/>
           <w:bCs/>
           <w:kern w:val="36"/>
-          <w:sz w:val="36"/>
-          <w:szCs w:val="36"/>
-          <w:lang w:eastAsia="en-GB"/>
-          <w14:ligatures w14:val="none"/>
-        </w:rPr>
-      </w:pPr>
-      <w:r>
-        <w:rPr>
-          <w:rFonts w:ascii="Segoe UI" w:eastAsia="Times New Roman" w:hAnsi="Segoe UI" w:cs="Segoe UI"/>
-          <w:b/>
-          <w:bCs/>
-          <w:kern w:val="36"/>
-          <w:sz w:val="36"/>
-          <w:szCs w:val="36"/>
-          <w:lang w:eastAsia="en-GB"/>
-          <w14:ligatures w14:val="none"/>
-        </w:rPr>
-        <w:t>K</w:t>
-      </w:r>
-      <w:r>
-        <w:rPr>
-          <w:rFonts w:ascii="Segoe UI" w:eastAsia="Times New Roman" w:hAnsi="Segoe UI" w:cs="Segoe UI"/>
-          <w:b/>
-          <w:bCs/>
-          <w:kern w:val="36"/>
-          <w:sz w:val="36"/>
-          <w:szCs w:val="36"/>
-          <w:lang w:eastAsia="en-GB"/>
-          <w14:ligatures w14:val="none"/>
-        </w:rPr>
-        <w:t>oleszterincsökkentők</w:t>
-      </w:r>
-      <w:r>
-        <w:rPr>
-          <w:rFonts w:ascii="Segoe UI" w:eastAsia="Times New Roman" w:hAnsi="Segoe UI" w:cs="Segoe UI"/>
-          <w:b/>
-          <w:bCs/>
-          <w:kern w:val="36"/>
-          <w:sz w:val="36"/>
-          <w:szCs w:val="36"/>
-          <w:lang w:eastAsia="en-GB"/>
-          <w14:ligatures w14:val="none"/>
-        </w:rPr>
-        <w:t xml:space="preserve"> – gyógyszerek és alternatív hatóanyagok</w:t>
+          <w:lang w:val="hu-HU" w:eastAsia="en-GB"/>
+          <w14:ligatures w14:val="none"/>
+        </w:rPr>
+      </w:pPr>
+      <w:r>
+        <w:rPr>
+          <w:rFonts w:ascii="Segoe UI" w:eastAsia="Times New Roman" w:hAnsi="Segoe UI" w:cs="Segoe UI"/>
+          <w:b/>
+          <w:bCs/>
+          <w:kern w:val="36"/>
+          <w:lang w:val="hu-HU" w:eastAsia="en-GB"/>
+          <w14:ligatures w14:val="none"/>
+        </w:rPr>
+        <w:t>KOLESZTERINCSÖKKENTŐK – GYÓGYSZEREK ÉS ALTERNATÍV HATÓANYAGOK</w:t>
       </w:r>
     </w:p>
     <w:p>
@@ -80,7 +50,7 @@
     </w:p>
     <w:p>
       <w:pPr>
-        <w:pStyle w:val="ListParagraph"/>
+        <w:pStyle w:val="Listaszerbekezds"/>
         <w:numPr>
           <w:ilvl w:val="0"/>
           <w:numId w:val="16"/>
@@ -115,7 +85,7 @@
     </w:p>
     <w:p>
       <w:pPr>
-        <w:pStyle w:val="ListParagraph"/>
+        <w:pStyle w:val="Listaszerbekezds"/>
         <w:numPr>
           <w:ilvl w:val="0"/>
           <w:numId w:val="16"/>
@@ -189,7 +159,7 @@
     </w:p>
     <w:p>
       <w:pPr>
-        <w:pStyle w:val="ListParagraph"/>
+        <w:pStyle w:val="Listaszerbekezds"/>
         <w:numPr>
           <w:ilvl w:val="0"/>
           <w:numId w:val="16"/>
@@ -215,7 +185,7 @@
     </w:p>
     <w:p>
       <w:pPr>
-        <w:pStyle w:val="ListParagraph"/>
+        <w:pStyle w:val="Listaszerbekezds"/>
         <w:numPr>
           <w:ilvl w:val="0"/>
           <w:numId w:val="16"/>
@@ -241,7 +211,7 @@
     </w:p>
     <w:p>
       <w:pPr>
-        <w:pStyle w:val="ListParagraph"/>
+        <w:pStyle w:val="Listaszerbekezds"/>
         <w:numPr>
           <w:ilvl w:val="0"/>
           <w:numId w:val="16"/>
@@ -267,7 +237,7 @@
     </w:p>
     <w:p>
       <w:pPr>
-        <w:pStyle w:val="ListParagraph"/>
+        <w:pStyle w:val="Listaszerbekezds"/>
         <w:numPr>
           <w:ilvl w:val="0"/>
           <w:numId w:val="16"/>
@@ -293,15 +263,12 @@
     </w:p>
     <w:p>
       <w:pPr>
+        <w:pStyle w:val="Listaszerbekezds"/>
         <w:spacing w:before="100" w:beforeAutospacing="1" w:after="100" w:afterAutospacing="1" w:line="300" w:lineRule="atLeast"/>
         <w:outlineLvl w:val="0"/>
         <w:rPr>
           <w:rFonts w:ascii="Segoe UI" w:eastAsia="Times New Roman" w:hAnsi="Segoe UI" w:cs="Segoe UI"/>
-          <w:b/>
-          <w:bCs/>
-          <w:kern w:val="36"/>
-          <w:sz w:val="21"/>
-          <w:szCs w:val="21"/>
+          <w:kern w:val="36"/>
           <w:lang w:eastAsia="en-GB"/>
           <w14:ligatures w14:val="none"/>
         </w:rPr>
@@ -309,6 +276,12 @@
     </w:p>
     <w:p>
       <w:pPr>
+        <w:pBdr>
+          <w:top w:val="single" w:sz="4" w:space="1" w:color="auto"/>
+          <w:left w:val="single" w:sz="4" w:space="4" w:color="auto"/>
+          <w:bottom w:val="single" w:sz="4" w:space="1" w:color="auto"/>
+          <w:right w:val="single" w:sz="4" w:space="4" w:color="auto"/>
+        </w:pBdr>
         <w:spacing w:before="100" w:beforeAutospacing="1" w:after="100" w:afterAutospacing="1" w:line="300" w:lineRule="atLeast"/>
         <w:outlineLvl w:val="0"/>
         <w:rPr>
@@ -316,29 +289,225 @@
           <w:b/>
           <w:bCs/>
           <w:kern w:val="36"/>
-          <w:sz w:val="36"/>
-          <w:szCs w:val="36"/>
-          <w:lang w:eastAsia="en-GB"/>
-          <w14:ligatures w14:val="none"/>
-        </w:rPr>
-      </w:pPr>
-      <w:r>
-        <w:rPr>
-          <w:rFonts w:ascii="Segoe UI" w:eastAsia="Times New Roman" w:hAnsi="Segoe UI" w:cs="Segoe UI"/>
-          <w:b/>
-          <w:bCs/>
-          <w:kern w:val="36"/>
-          <w:sz w:val="36"/>
-          <w:szCs w:val="36"/>
-          <w:lang w:eastAsia="en-GB"/>
-          <w14:ligatures w14:val="none"/>
-        </w:rPr>
-        <w:t xml:space="preserve">Alternatív koleszterincsökkentők </w:t>
+          <w:lang w:val="hu-HU" w:eastAsia="en-GB"/>
+          <w14:ligatures w14:val="none"/>
+        </w:rPr>
+      </w:pPr>
+      <w:r>
+        <w:rPr>
+          <w:rFonts w:ascii="Segoe UI" w:eastAsia="Times New Roman" w:hAnsi="Segoe UI" w:cs="Segoe UI"/>
+          <w:b/>
+          <w:bCs/>
+          <w:kern w:val="36"/>
+          <w:lang w:val="hu-HU" w:eastAsia="en-GB"/>
+          <w14:ligatures w14:val="none"/>
+        </w:rPr>
+        <w:t xml:space="preserve">A 2026-os </w:t>
+      </w:r>
+      <w:proofErr w:type="spellStart"/>
+      <w:r>
+        <w:rPr>
+          <w:rFonts w:ascii="Segoe UI" w:eastAsia="Times New Roman" w:hAnsi="Segoe UI" w:cs="Segoe UI"/>
+          <w:b/>
+          <w:bCs/>
+          <w:kern w:val="36"/>
+          <w:lang w:val="hu-HU" w:eastAsia="en-GB"/>
+          <w14:ligatures w14:val="none"/>
+        </w:rPr>
+        <w:t>Dyslipidaemia</w:t>
+      </w:r>
+      <w:proofErr w:type="spellEnd"/>
+      <w:r>
+        <w:rPr>
+          <w:rFonts w:ascii="Segoe UI" w:eastAsia="Times New Roman" w:hAnsi="Segoe UI" w:cs="Segoe UI"/>
+          <w:b/>
+          <w:bCs/>
+          <w:kern w:val="36"/>
+          <w:lang w:val="hu-HU" w:eastAsia="en-GB"/>
+          <w14:ligatures w14:val="none"/>
+        </w:rPr>
+        <w:t xml:space="preserve"> orvosszakmai irányelv állásfoglalása</w:t>
       </w:r>
     </w:p>
     <w:p>
       <w:pPr>
-        <w:pStyle w:val="ListParagraph"/>
+        <w:pBdr>
+          <w:top w:val="single" w:sz="4" w:space="1" w:color="auto"/>
+          <w:left w:val="single" w:sz="4" w:space="4" w:color="auto"/>
+          <w:bottom w:val="single" w:sz="4" w:space="1" w:color="auto"/>
+          <w:right w:val="single" w:sz="4" w:space="4" w:color="auto"/>
+        </w:pBdr>
+        <w:spacing w:after="0" w:line="300" w:lineRule="atLeast"/>
+        <w:rPr>
+          <w:rFonts w:ascii="Segoe UI" w:eastAsia="Times New Roman" w:hAnsi="Segoe UI" w:cs="Segoe UI"/>
+          <w:kern w:val="0"/>
+          <w:lang w:val="hu-HU" w:eastAsia="hu-HU"/>
+          <w14:ligatures w14:val="none"/>
+        </w:rPr>
+      </w:pPr>
+      <w:r>
+        <w:rPr>
+          <w:rFonts w:ascii="Segoe UI" w:eastAsia="Times New Roman" w:hAnsi="Segoe UI" w:cs="Segoe UI"/>
+          <w:kern w:val="0"/>
+          <w:lang w:eastAsia="hu-HU"/>
+          <w14:ligatures w14:val="none"/>
+        </w:rPr>
+        <w:t>A táplálékkiegészítők – például a halolaj, a vörös fermentált rizs, a növényi szterolok és a berberin – NEM AJÁNLOTTAK az LDL-koleszterin vagy a trigliceridszint csökkentésére.</w:t>
+      </w:r>
+    </w:p>
+    <w:p>
+      <w:pPr>
+        <w:spacing w:after="0" w:line="300" w:lineRule="atLeast"/>
+        <w:rPr>
+          <w:rFonts w:ascii="Segoe UI" w:eastAsia="Times New Roman" w:hAnsi="Segoe UI" w:cs="Segoe UI"/>
+          <w:b/>
+          <w:bCs/>
+          <w:kern w:val="0"/>
+          <w:lang w:val="hu-HU" w:eastAsia="hu-HU"/>
+          <w14:ligatures w14:val="none"/>
+        </w:rPr>
+      </w:pPr>
+    </w:p>
+    <w:p>
+      <w:pPr>
+        <w:spacing w:after="0" w:line="300" w:lineRule="atLeast"/>
+        <w:rPr>
+          <w:rFonts w:ascii="Segoe UI" w:eastAsia="Times New Roman" w:hAnsi="Segoe UI" w:cs="Segoe UI"/>
+          <w:b/>
+          <w:bCs/>
+          <w:kern w:val="0"/>
+          <w:lang w:val="hu-HU" w:eastAsia="hu-HU"/>
+          <w14:ligatures w14:val="none"/>
+        </w:rPr>
+      </w:pPr>
+      <w:r>
+        <w:rPr>
+          <w:rFonts w:ascii="Segoe UI" w:eastAsia="Times New Roman" w:hAnsi="Segoe UI" w:cs="Segoe UI"/>
+          <w:b/>
+          <w:bCs/>
+          <w:kern w:val="0"/>
+          <w:lang w:val="hu-HU" w:eastAsia="hu-HU"/>
+          <w14:ligatures w14:val="none"/>
+        </w:rPr>
+        <w:t>Miért?</w:t>
+      </w:r>
+    </w:p>
+    <w:p>
+      <w:pPr>
+        <w:numPr>
+          <w:ilvl w:val="0"/>
+          <w:numId w:val="17"/>
+        </w:numPr>
+        <w:spacing w:after="0" w:line="300" w:lineRule="atLeast"/>
+        <w:rPr>
+          <w:rFonts w:ascii="Segoe UI" w:eastAsia="Times New Roman" w:hAnsi="Segoe UI" w:cs="Segoe UI"/>
+          <w:kern w:val="0"/>
+          <w:lang w:val="hu-HU" w:eastAsia="hu-HU"/>
+          <w14:ligatures w14:val="none"/>
+        </w:rPr>
+      </w:pPr>
+      <w:r>
+        <w:rPr>
+          <w:rFonts w:ascii="Segoe UI" w:eastAsia="Times New Roman" w:hAnsi="Segoe UI" w:cs="Segoe UI"/>
+          <w:kern w:val="0"/>
+          <w:lang w:val="hu-HU" w:eastAsia="hu-HU"/>
+          <w14:ligatures w14:val="none"/>
+        </w:rPr>
+        <w:t>A rendelkezésre álló bizonyítékok korlátozottak.</w:t>
+      </w:r>
+    </w:p>
+    <w:p>
+      <w:pPr>
+        <w:numPr>
+          <w:ilvl w:val="0"/>
+          <w:numId w:val="17"/>
+        </w:numPr>
+        <w:spacing w:after="0" w:line="300" w:lineRule="atLeast"/>
+        <w:rPr>
+          <w:rFonts w:ascii="Segoe UI" w:eastAsia="Times New Roman" w:hAnsi="Segoe UI" w:cs="Segoe UI"/>
+          <w:kern w:val="0"/>
+          <w:lang w:val="hu-HU" w:eastAsia="hu-HU"/>
+          <w14:ligatures w14:val="none"/>
+        </w:rPr>
+      </w:pPr>
+      <w:r>
+        <w:rPr>
+          <w:rFonts w:ascii="Segoe UI" w:eastAsia="Times New Roman" w:hAnsi="Segoe UI" w:cs="Segoe UI"/>
+          <w:kern w:val="0"/>
+          <w:lang w:val="hu-HU" w:eastAsia="hu-HU"/>
+          <w14:ligatures w14:val="none"/>
+        </w:rPr>
+        <w:t>A vizsgálati eredmények nem egyértelműek és nem következetesek.</w:t>
+      </w:r>
+    </w:p>
+    <w:p>
+      <w:pPr>
+        <w:numPr>
+          <w:ilvl w:val="0"/>
+          <w:numId w:val="17"/>
+        </w:numPr>
+        <w:spacing w:after="0" w:line="300" w:lineRule="atLeast"/>
+        <w:rPr>
+          <w:rFonts w:ascii="Segoe UI" w:eastAsia="Times New Roman" w:hAnsi="Segoe UI" w:cs="Segoe UI"/>
+          <w:kern w:val="0"/>
+          <w:lang w:val="hu-HU" w:eastAsia="hu-HU"/>
+          <w14:ligatures w14:val="none"/>
+        </w:rPr>
+      </w:pPr>
+      <w:r>
+        <w:rPr>
+          <w:rFonts w:ascii="Segoe UI" w:eastAsia="Times New Roman" w:hAnsi="Segoe UI" w:cs="Segoe UI"/>
+          <w:kern w:val="0"/>
+          <w:lang w:val="hu-HU" w:eastAsia="hu-HU"/>
+          <w14:ligatures w14:val="none"/>
+        </w:rPr>
+        <w:t xml:space="preserve">Nincs bizonyított előny az </w:t>
+      </w:r>
+      <w:proofErr w:type="spellStart"/>
+      <w:r>
+        <w:rPr>
+          <w:rFonts w:ascii="Segoe UI" w:eastAsia="Times New Roman" w:hAnsi="Segoe UI" w:cs="Segoe UI"/>
+          <w:kern w:val="0"/>
+          <w:lang w:val="hu-HU" w:eastAsia="hu-HU"/>
+          <w14:ligatures w14:val="none"/>
+        </w:rPr>
+        <w:t>ateroszklerotikus</w:t>
+      </w:r>
+      <w:proofErr w:type="spellEnd"/>
+      <w:r>
+        <w:rPr>
+          <w:rFonts w:ascii="Segoe UI" w:eastAsia="Times New Roman" w:hAnsi="Segoe UI" w:cs="Segoe UI"/>
+          <w:kern w:val="0"/>
+          <w:lang w:val="hu-HU" w:eastAsia="hu-HU"/>
+          <w14:ligatures w14:val="none"/>
+        </w:rPr>
+        <w:t xml:space="preserve"> kardiovaszkuláris betegségek (ASCVD) kockázatának csökkentésében.</w:t>
+      </w:r>
+    </w:p>
+    <w:p>
+      <w:pPr>
+        <w:spacing w:before="100" w:beforeAutospacing="1" w:after="100" w:afterAutospacing="1" w:line="300" w:lineRule="atLeast"/>
+        <w:outlineLvl w:val="0"/>
+        <w:rPr>
+          <w:rFonts w:ascii="Segoe UI" w:eastAsia="Times New Roman" w:hAnsi="Segoe UI" w:cs="Segoe UI"/>
+          <w:kern w:val="36"/>
+          <w:lang w:val="hu-HU" w:eastAsia="en-GB"/>
+          <w14:ligatures w14:val="none"/>
+        </w:rPr>
+      </w:pPr>
+      <w:r>
+        <w:rPr>
+          <w:rFonts w:ascii="Segoe UI" w:eastAsia="Times New Roman" w:hAnsi="Segoe UI" w:cs="Segoe UI"/>
+          <w:kern w:val="36"/>
+          <w:lang w:eastAsia="en-GB"/>
+          <w14:ligatures w14:val="none"/>
+        </w:rPr>
+        <w:t>Nem tudták igazolni, hogy csökkentenék:</w:t>
+      </w:r>
+    </w:p>
+    <w:p>
+      <w:pPr>
+        <w:pStyle w:val="Listaszerbekezds"/>
         <w:numPr>
           <w:ilvl w:val="0"/>
           <w:numId w:val="16"/>
@@ -359,12 +528,21 @@
           <w:lang w:eastAsia="en-GB"/>
           <w14:ligatures w14:val="none"/>
         </w:rPr>
-        <w:t>omega‑3 étrend‑kiegészítők</w:t>
+        <w:t xml:space="preserve">a </w:t>
+      </w:r>
+      <w:r>
+        <w:rPr>
+          <w:rFonts w:ascii="Segoe UI" w:eastAsia="Times New Roman" w:hAnsi="Segoe UI" w:cs="Segoe UI"/>
+          <w:kern w:val="36"/>
+          <w:lang w:eastAsia="en-GB"/>
+          <w14:ligatures w14:val="none"/>
+        </w:rPr>
+        <w:t>szívinfarktus gyakoriságát</w:t>
       </w:r>
     </w:p>
     <w:p>
       <w:pPr>
-        <w:pStyle w:val="ListParagraph"/>
+        <w:pStyle w:val="Listaszerbekezds"/>
         <w:numPr>
           <w:ilvl w:val="0"/>
           <w:numId w:val="16"/>
@@ -385,12 +563,21 @@
           <w:lang w:eastAsia="en-GB"/>
           <w14:ligatures w14:val="none"/>
         </w:rPr>
-        <w:t>vörösrizs élesztő</w:t>
+        <w:t xml:space="preserve">az </w:t>
+      </w:r>
+      <w:r>
+        <w:rPr>
+          <w:rFonts w:ascii="Segoe UI" w:eastAsia="Times New Roman" w:hAnsi="Segoe UI" w:cs="Segoe UI"/>
+          <w:kern w:val="36"/>
+          <w:lang w:eastAsia="en-GB"/>
+          <w14:ligatures w14:val="none"/>
+        </w:rPr>
+        <w:t>ischaemiás stroke előfordulását</w:t>
       </w:r>
     </w:p>
     <w:p>
       <w:pPr>
-        <w:pStyle w:val="ListParagraph"/>
+        <w:pStyle w:val="Listaszerbekezds"/>
         <w:numPr>
           <w:ilvl w:val="0"/>
           <w:numId w:val="16"/>
@@ -411,955 +598,499 @@
           <w:lang w:eastAsia="en-GB"/>
           <w14:ligatures w14:val="none"/>
         </w:rPr>
-        <w:t>növényi szterolok</w:t>
+        <w:t xml:space="preserve">vagy a </w:t>
+      </w:r>
+      <w:r>
+        <w:rPr>
+          <w:rFonts w:ascii="Segoe UI" w:eastAsia="Times New Roman" w:hAnsi="Segoe UI" w:cs="Segoe UI"/>
+          <w:kern w:val="36"/>
+          <w:lang w:eastAsia="en-GB"/>
+          <w14:ligatures w14:val="none"/>
+        </w:rPr>
+        <w:t>kardiovaszkuláris halálozást</w:t>
       </w:r>
     </w:p>
     <w:p>
       <w:pPr>
-        <w:pStyle w:val="ListParagraph"/>
-        <w:numPr>
-          <w:ilvl w:val="0"/>
-          <w:numId w:val="16"/>
-        </w:numPr>
         <w:spacing w:before="100" w:beforeAutospacing="1" w:after="100" w:afterAutospacing="1" w:line="300" w:lineRule="atLeast"/>
         <w:outlineLvl w:val="0"/>
         <w:rPr>
           <w:rFonts w:ascii="Segoe UI" w:eastAsia="Times New Roman" w:hAnsi="Segoe UI" w:cs="Segoe UI"/>
-          <w:kern w:val="36"/>
-          <w:lang w:eastAsia="en-GB"/>
-          <w14:ligatures w14:val="none"/>
-        </w:rPr>
-      </w:pPr>
-      <w:r>
-        <w:rPr>
-          <w:rFonts w:ascii="Segoe UI" w:eastAsia="Times New Roman" w:hAnsi="Segoe UI" w:cs="Segoe UI"/>
-          <w:kern w:val="36"/>
-          <w:lang w:eastAsia="en-GB"/>
-          <w14:ligatures w14:val="none"/>
-        </w:rPr>
-        <w:t xml:space="preserve">avokádó, </w:t>
-      </w:r>
-      <w:r>
-        <w:rPr>
-          <w:rFonts w:ascii="Segoe UI" w:eastAsia="Times New Roman" w:hAnsi="Segoe UI" w:cs="Segoe UI"/>
-          <w:kern w:val="36"/>
-          <w:lang w:eastAsia="en-GB"/>
-          <w14:ligatures w14:val="none"/>
-        </w:rPr>
-        <w:t xml:space="preserve">egyéb </w:t>
-      </w:r>
-      <w:r>
-        <w:rPr>
-          <w:rFonts w:ascii="Segoe UI" w:eastAsia="Times New Roman" w:hAnsi="Segoe UI" w:cs="Segoe UI"/>
-          <w:kern w:val="36"/>
-          <w:lang w:eastAsia="en-GB"/>
-          <w14:ligatures w14:val="none"/>
-        </w:rPr>
-        <w:t>szuper</w:t>
-      </w:r>
-      <w:r>
-        <w:rPr>
-          <w:rFonts w:ascii="Segoe UI" w:eastAsia="Times New Roman" w:hAnsi="Segoe UI" w:cs="Segoe UI"/>
-          <w:kern w:val="36"/>
-          <w:lang w:eastAsia="en-GB"/>
-          <w14:ligatures w14:val="none"/>
-        </w:rPr>
-        <w:t>foodok</w:t>
+          <w:b/>
+          <w:bCs/>
+          <w:kern w:val="36"/>
+          <w:lang w:val="hu-HU" w:eastAsia="en-GB"/>
+          <w14:ligatures w14:val="none"/>
+        </w:rPr>
+      </w:pPr>
+      <w:r>
+        <w:rPr>
+          <w:rFonts w:ascii="Segoe UI" w:eastAsia="Times New Roman" w:hAnsi="Segoe UI" w:cs="Segoe UI"/>
+          <w:b/>
+          <w:bCs/>
+          <w:kern w:val="36"/>
+          <w:lang w:eastAsia="en-GB"/>
+          <w14:ligatures w14:val="none"/>
+        </w:rPr>
+        <w:t>Ez a legfontosabb különbség a statinokhoz / PCSK9‑gátlókhoz képest.</w:t>
+      </w:r>
+      <w:r>
+        <w:rPr>
+          <w:rFonts w:ascii="Segoe UI" w:eastAsia="Times New Roman" w:hAnsi="Segoe UI" w:cs="Segoe UI"/>
+          <w:kern w:val="36"/>
+          <w:lang w:eastAsia="en-GB"/>
+          <w14:ligatures w14:val="none"/>
+        </w:rPr>
+        <w:t xml:space="preserve"> N</w:t>
+      </w:r>
+      <w:r>
+        <w:rPr>
+          <w:rFonts w:ascii="Segoe UI" w:eastAsia="Times New Roman" w:hAnsi="Segoe UI" w:cs="Segoe UI"/>
+          <w:kern w:val="36"/>
+          <w:lang w:eastAsia="en-GB"/>
+          <w14:ligatures w14:val="none"/>
+        </w:rPr>
+        <w:t>em tud</w:t>
+      </w:r>
+      <w:r>
+        <w:rPr>
+          <w:rFonts w:ascii="Segoe UI" w:eastAsia="Times New Roman" w:hAnsi="Segoe UI" w:cs="Segoe UI"/>
+          <w:kern w:val="36"/>
+          <w:lang w:eastAsia="en-GB"/>
+          <w14:ligatures w14:val="none"/>
+        </w:rPr>
+        <w:t>ják</w:t>
+      </w:r>
+      <w:r>
+        <w:rPr>
+          <w:rFonts w:ascii="Segoe UI" w:eastAsia="Times New Roman" w:hAnsi="Segoe UI" w:cs="Segoe UI"/>
+          <w:kern w:val="36"/>
+          <w:lang w:eastAsia="en-GB"/>
+          <w14:ligatures w14:val="none"/>
+        </w:rPr>
+        <w:t xml:space="preserve"> </w:t>
+      </w:r>
+      <w:r>
+        <w:rPr>
+          <w:rFonts w:ascii="Segoe UI" w:eastAsia="Times New Roman" w:hAnsi="Segoe UI" w:cs="Segoe UI"/>
+          <w:kern w:val="36"/>
+          <w:lang w:eastAsia="en-GB"/>
+          <w14:ligatures w14:val="none"/>
+        </w:rPr>
+        <w:t>az a</w:t>
+      </w:r>
+      <w:r>
+        <w:rPr>
+          <w:rFonts w:ascii="Segoe UI" w:eastAsia="Times New Roman" w:hAnsi="Segoe UI" w:cs="Segoe UI"/>
+          <w:kern w:val="36"/>
+          <w:lang w:eastAsia="en-GB"/>
+          <w14:ligatures w14:val="none"/>
+        </w:rPr>
+        <w:t>theroscleroticus plakkstabilizáció</w:t>
+      </w:r>
+      <w:r>
+        <w:rPr>
+          <w:rFonts w:ascii="Segoe UI" w:eastAsia="Times New Roman" w:hAnsi="Segoe UI" w:cs="Segoe UI"/>
+          <w:kern w:val="36"/>
+          <w:lang w:eastAsia="en-GB"/>
+          <w14:ligatures w14:val="none"/>
+        </w:rPr>
+        <w:t xml:space="preserve">t, azaz nem mutatható ki </w:t>
+      </w:r>
+      <w:r>
+        <w:rPr>
+          <w:rFonts w:ascii="Segoe UI" w:eastAsia="Times New Roman" w:hAnsi="Segoe UI" w:cs="Segoe UI"/>
+          <w:kern w:val="36"/>
+          <w:lang w:eastAsia="en-GB"/>
+          <w14:ligatures w14:val="none"/>
+        </w:rPr>
+        <w:t>fibro</w:t>
+      </w:r>
+      <w:r>
+        <w:rPr>
+          <w:rFonts w:ascii="Segoe UI" w:eastAsia="Times New Roman" w:hAnsi="Segoe UI" w:cs="Segoe UI"/>
+          <w:kern w:val="36"/>
+          <w:lang w:eastAsia="en-GB"/>
+          <w14:ligatures w14:val="none"/>
+        </w:rPr>
+        <w:t>tik</w:t>
+      </w:r>
+      <w:r>
+        <w:rPr>
+          <w:rFonts w:ascii="Segoe UI" w:eastAsia="Times New Roman" w:hAnsi="Segoe UI" w:cs="Segoe UI"/>
+          <w:kern w:val="36"/>
+          <w:lang w:eastAsia="en-GB"/>
+          <w14:ligatures w14:val="none"/>
+        </w:rPr>
+        <w:t>us sapka</w:t>
+      </w:r>
+      <w:r>
+        <w:rPr>
+          <w:rFonts w:ascii="Segoe UI" w:eastAsia="Times New Roman" w:hAnsi="Segoe UI" w:cs="Segoe UI"/>
+          <w:kern w:val="36"/>
+          <w:lang w:eastAsia="en-GB"/>
+          <w14:ligatures w14:val="none"/>
+        </w:rPr>
+        <w:t>képződés</w:t>
+      </w:r>
+      <w:r>
+        <w:rPr>
+          <w:rFonts w:ascii="Segoe UI" w:eastAsia="Times New Roman" w:hAnsi="Segoe UI" w:cs="Segoe UI"/>
+          <w:kern w:val="36"/>
+          <w:lang w:eastAsia="en-GB"/>
+          <w14:ligatures w14:val="none"/>
+        </w:rPr>
+        <w:t xml:space="preserve">, </w:t>
+      </w:r>
+      <w:r>
+        <w:rPr>
+          <w:rFonts w:ascii="Segoe UI" w:eastAsia="Times New Roman" w:hAnsi="Segoe UI" w:cs="Segoe UI"/>
+          <w:kern w:val="36"/>
+          <w:lang w:eastAsia="en-GB"/>
+          <w14:ligatures w14:val="none"/>
+        </w:rPr>
+        <w:t>lipidmag‑csökkenés</w:t>
+      </w:r>
+      <w:r>
+        <w:rPr>
+          <w:rFonts w:ascii="Segoe UI" w:eastAsia="Times New Roman" w:hAnsi="Segoe UI" w:cs="Segoe UI"/>
+          <w:kern w:val="36"/>
+          <w:lang w:eastAsia="en-GB"/>
+          <w14:ligatures w14:val="none"/>
+        </w:rPr>
+        <w:t xml:space="preserve"> vagy gyulladás csökkenés az </w:t>
+      </w:r>
+      <w:r>
+        <w:rPr>
+          <w:rFonts w:ascii="Segoe UI" w:eastAsia="Times New Roman" w:hAnsi="Segoe UI" w:cs="Segoe UI"/>
+          <w:kern w:val="36"/>
+          <w:lang w:eastAsia="en-GB"/>
+          <w14:ligatures w14:val="none"/>
+        </w:rPr>
+        <w:t>érfalban</w:t>
+      </w:r>
+      <w:r>
+        <w:rPr>
+          <w:rFonts w:ascii="Segoe UI" w:eastAsia="Times New Roman" w:hAnsi="Segoe UI" w:cs="Segoe UI"/>
+          <w:kern w:val="36"/>
+          <w:lang w:eastAsia="en-GB"/>
+          <w14:ligatures w14:val="none"/>
+        </w:rPr>
+        <w:t xml:space="preserve">. </w:t>
+      </w:r>
+      <w:r>
+        <w:rPr>
+          <w:rFonts w:ascii="Segoe UI" w:eastAsia="Times New Roman" w:hAnsi="Segoe UI" w:cs="Segoe UI"/>
+          <w:kern w:val="36"/>
+          <w:lang w:eastAsia="en-GB"/>
+          <w14:ligatures w14:val="none"/>
+        </w:rPr>
+        <w:t>Az alternatív szerek vizsgálatai legtöbbször</w:t>
+      </w:r>
+      <w:r>
+        <w:rPr>
+          <w:rFonts w:ascii="Segoe UI" w:eastAsia="Times New Roman" w:hAnsi="Segoe UI" w:cs="Segoe UI"/>
+          <w:kern w:val="36"/>
+          <w:lang w:eastAsia="en-GB"/>
+          <w14:ligatures w14:val="none"/>
+        </w:rPr>
+        <w:t xml:space="preserve"> </w:t>
+      </w:r>
+      <w:r>
+        <w:rPr>
+          <w:rFonts w:ascii="Segoe UI" w:eastAsia="Times New Roman" w:hAnsi="Segoe UI" w:cs="Segoe UI"/>
+          <w:kern w:val="36"/>
+          <w:lang w:eastAsia="en-GB"/>
+          <w14:ligatures w14:val="none"/>
+        </w:rPr>
+        <w:t>labor‑végpontokra koncentrálnak</w:t>
+      </w:r>
+      <w:r>
+        <w:rPr>
+          <w:rFonts w:ascii="Segoe UI" w:eastAsia="Times New Roman" w:hAnsi="Segoe UI" w:cs="Segoe UI"/>
+          <w:kern w:val="36"/>
+          <w:lang w:eastAsia="en-GB"/>
+          <w14:ligatures w14:val="none"/>
+        </w:rPr>
+        <w:t xml:space="preserve"> </w:t>
+      </w:r>
+      <w:r>
+        <w:rPr>
+          <w:rFonts w:ascii="Segoe UI" w:eastAsia="Times New Roman" w:hAnsi="Segoe UI" w:cs="Segoe UI"/>
+          <w:kern w:val="36"/>
+          <w:lang w:eastAsia="en-GB"/>
+          <w14:ligatures w14:val="none"/>
+        </w:rPr>
+        <w:t>(LDL, összkoleszterin, triglicerid)</w:t>
+      </w:r>
+      <w:r>
+        <w:rPr>
+          <w:rFonts w:ascii="Segoe UI" w:eastAsia="Times New Roman" w:hAnsi="Segoe UI" w:cs="Segoe UI"/>
+          <w:kern w:val="36"/>
+          <w:lang w:eastAsia="en-GB"/>
+          <w14:ligatures w14:val="none"/>
+        </w:rPr>
+        <w:t xml:space="preserve"> és nem az ún. kemény klinikai végpontokra (szívinfarktus, stroke előfordulási gyakoriság, halálozás). Ezeknél a hatóanyagoknál nincs</w:t>
+      </w:r>
+      <w:r>
+        <w:rPr>
+          <w:rFonts w:ascii="Segoe UI" w:eastAsia="Times New Roman" w:hAnsi="Segoe UI" w:cs="Segoe UI"/>
+          <w:b/>
+          <w:bCs/>
+          <w:kern w:val="36"/>
+          <w:lang w:eastAsia="en-GB"/>
+          <w14:ligatures w14:val="none"/>
+        </w:rPr>
+        <w:t xml:space="preserve"> </w:t>
+      </w:r>
+      <w:r>
+        <w:rPr>
+          <w:rFonts w:ascii="Segoe UI" w:eastAsia="Times New Roman" w:hAnsi="Segoe UI" w:cs="Segoe UI"/>
+          <w:b/>
+          <w:bCs/>
+          <w:kern w:val="36"/>
+          <w:lang w:eastAsia="en-GB"/>
+          <w14:ligatures w14:val="none"/>
+        </w:rPr>
+        <w:t>több tízmillió betegéves adat</w:t>
+      </w:r>
+      <w:r>
+        <w:rPr>
+          <w:rFonts w:ascii="Segoe UI" w:eastAsia="Times New Roman" w:hAnsi="Segoe UI" w:cs="Segoe UI"/>
+          <w:b/>
+          <w:bCs/>
+          <w:kern w:val="36"/>
+          <w:lang w:eastAsia="en-GB"/>
+          <w14:ligatures w14:val="none"/>
+        </w:rPr>
+        <w:t xml:space="preserve">, </w:t>
+      </w:r>
+      <w:r>
+        <w:rPr>
+          <w:rFonts w:ascii="Segoe UI" w:eastAsia="Times New Roman" w:hAnsi="Segoe UI" w:cs="Segoe UI"/>
+          <w:b/>
+          <w:bCs/>
+          <w:kern w:val="36"/>
+          <w:lang w:eastAsia="en-GB"/>
+          <w14:ligatures w14:val="none"/>
+        </w:rPr>
+        <w:t>nincs valós életben validált</w:t>
+      </w:r>
+      <w:r>
+        <w:rPr>
+          <w:rFonts w:ascii="Segoe UI" w:eastAsia="Times New Roman" w:hAnsi="Segoe UI" w:cs="Segoe UI"/>
+          <w:b/>
+          <w:bCs/>
+          <w:kern w:val="36"/>
+          <w:lang w:eastAsia="en-GB"/>
+          <w14:ligatures w14:val="none"/>
+        </w:rPr>
+        <w:t xml:space="preserve">, </w:t>
+      </w:r>
+      <w:r>
+        <w:rPr>
+          <w:rFonts w:ascii="Segoe UI" w:eastAsia="Times New Roman" w:hAnsi="Segoe UI" w:cs="Segoe UI"/>
+          <w:b/>
+          <w:bCs/>
+          <w:kern w:val="36"/>
+          <w:lang w:eastAsia="en-GB"/>
+          <w14:ligatures w14:val="none"/>
+        </w:rPr>
+        <w:t>gyógyszer‑gyógyszer interakciós profil</w:t>
+      </w:r>
+      <w:r>
+        <w:rPr>
+          <w:rFonts w:ascii="Segoe UI" w:eastAsia="Times New Roman" w:hAnsi="Segoe UI" w:cs="Segoe UI"/>
+          <w:b/>
+          <w:bCs/>
+          <w:kern w:val="36"/>
+          <w:lang w:eastAsia="en-GB"/>
+          <w14:ligatures w14:val="none"/>
+        </w:rPr>
+        <w:t xml:space="preserve"> vagy </w:t>
+      </w:r>
+      <w:r>
+        <w:rPr>
+          <w:rFonts w:ascii="Segoe UI" w:eastAsia="Times New Roman" w:hAnsi="Segoe UI" w:cs="Segoe UI"/>
+          <w:b/>
+          <w:bCs/>
+          <w:kern w:val="36"/>
+          <w:lang w:eastAsia="en-GB"/>
+          <w14:ligatures w14:val="none"/>
+        </w:rPr>
+        <w:t xml:space="preserve">kockázat–haszon arány magas </w:t>
+      </w:r>
+      <w:r>
+        <w:rPr>
+          <w:rFonts w:ascii="Segoe UI" w:eastAsia="Times New Roman" w:hAnsi="Segoe UI" w:cs="Segoe UI"/>
+          <w:b/>
+          <w:bCs/>
+          <w:kern w:val="36"/>
+          <w:lang w:eastAsia="en-GB"/>
+          <w14:ligatures w14:val="none"/>
+        </w:rPr>
+        <w:t xml:space="preserve">kardiovaszkuláris </w:t>
+      </w:r>
+      <w:r>
+        <w:rPr>
+          <w:rFonts w:ascii="Segoe UI" w:eastAsia="Times New Roman" w:hAnsi="Segoe UI" w:cs="Segoe UI"/>
+          <w:b/>
+          <w:bCs/>
+          <w:kern w:val="36"/>
+          <w:lang w:eastAsia="en-GB"/>
+          <w14:ligatures w14:val="none"/>
+        </w:rPr>
+        <w:t>rizikóban</w:t>
+      </w:r>
+      <w:r>
+        <w:rPr>
+          <w:rFonts w:ascii="Segoe UI" w:eastAsia="Times New Roman" w:hAnsi="Segoe UI" w:cs="Segoe UI"/>
+          <w:b/>
+          <w:bCs/>
+          <w:kern w:val="36"/>
+          <w:lang w:eastAsia="en-GB"/>
+          <w14:ligatures w14:val="none"/>
+        </w:rPr>
+        <w:t>. Ezzel szemben s</w:t>
+      </w:r>
+      <w:r>
+        <w:rPr>
+          <w:rFonts w:ascii="Segoe UI" w:eastAsia="Times New Roman" w:hAnsi="Segoe UI" w:cs="Segoe UI"/>
+          <w:b/>
+          <w:bCs/>
+          <w:kern w:val="36"/>
+          <w:lang w:eastAsia="en-GB"/>
+          <w14:ligatures w14:val="none"/>
+        </w:rPr>
+        <w:t>tatinoknál több évtizedes</w:t>
+      </w:r>
+      <w:r>
+        <w:rPr>
+          <w:rFonts w:ascii="Segoe UI" w:eastAsia="Times New Roman" w:hAnsi="Segoe UI" w:cs="Segoe UI"/>
+          <w:b/>
+          <w:bCs/>
+          <w:kern w:val="36"/>
+          <w:lang w:eastAsia="en-GB"/>
+          <w14:ligatures w14:val="none"/>
+        </w:rPr>
+        <w:t xml:space="preserve"> (&gt;30 év)</w:t>
+      </w:r>
+      <w:r>
+        <w:rPr>
+          <w:rFonts w:ascii="Segoe UI" w:eastAsia="Times New Roman" w:hAnsi="Segoe UI" w:cs="Segoe UI"/>
+          <w:b/>
+          <w:bCs/>
+          <w:kern w:val="36"/>
+          <w:lang w:eastAsia="en-GB"/>
+          <w14:ligatures w14:val="none"/>
+        </w:rPr>
+        <w:t xml:space="preserve"> „real‑world” tapasztalat</w:t>
+      </w:r>
+      <w:r>
+        <w:rPr>
+          <w:rFonts w:ascii="Segoe UI" w:eastAsia="Times New Roman" w:hAnsi="Segoe UI" w:cs="Segoe UI"/>
+          <w:b/>
+          <w:bCs/>
+          <w:kern w:val="36"/>
+          <w:lang w:eastAsia="en-GB"/>
+          <w14:ligatures w14:val="none"/>
+        </w:rPr>
+        <w:t xml:space="preserve"> áll rendelkezésre.</w:t>
       </w:r>
     </w:p>
     <w:p>
       <w:pPr>
-        <w:pStyle w:val="ListParagraph"/>
-        <w:numPr>
-          <w:ilvl w:val="0"/>
-          <w:numId w:val="16"/>
-        </w:numPr>
         <w:spacing w:before="100" w:beforeAutospacing="1" w:after="100" w:afterAutospacing="1" w:line="300" w:lineRule="atLeast"/>
         <w:outlineLvl w:val="0"/>
         <w:rPr>
           <w:rFonts w:ascii="Segoe UI" w:eastAsia="Times New Roman" w:hAnsi="Segoe UI" w:cs="Segoe UI"/>
-          <w:kern w:val="36"/>
-          <w:lang w:eastAsia="en-GB"/>
-          <w14:ligatures w14:val="none"/>
-        </w:rPr>
-      </w:pPr>
-      <w:r>
-        <w:rPr>
-          <w:rFonts w:ascii="Segoe UI" w:eastAsia="Times New Roman" w:hAnsi="Segoe UI" w:cs="Segoe UI"/>
-          <w:kern w:val="36"/>
-          <w:lang w:eastAsia="en-GB"/>
-          <w14:ligatures w14:val="none"/>
-        </w:rPr>
-        <w:t>fitoterápiás készítmények</w:t>
-      </w:r>
+          <w:b/>
+          <w:bCs/>
+          <w:kern w:val="36"/>
+          <w:lang w:val="hu-HU" w:eastAsia="en-GB"/>
+          <w14:ligatures w14:val="none"/>
+        </w:rPr>
+      </w:pPr>
     </w:p>
     <w:p>
       <w:pPr>
         <w:spacing w:before="100" w:beforeAutospacing="1" w:after="100" w:afterAutospacing="1" w:line="300" w:lineRule="atLeast"/>
-        <w:outlineLvl w:val="0"/>
-        <w:rPr>
-          <w:rFonts w:ascii="Segoe UI" w:eastAsia="Times New Roman" w:hAnsi="Segoe UI" w:cs="Segoe UI"/>
-          <w:b/>
-          <w:bCs/>
-          <w:kern w:val="36"/>
-          <w:sz w:val="21"/>
-          <w:szCs w:val="21"/>
-          <w:lang w:eastAsia="en-GB"/>
-          <w14:ligatures w14:val="none"/>
-        </w:rPr>
-      </w:pPr>
+        <w:outlineLvl w:val="1"/>
+        <w:rPr>
+          <w:rFonts w:ascii="Segoe UI" w:eastAsia="Times New Roman" w:hAnsi="Segoe UI" w:cs="Segoe UI"/>
+          <w:b/>
+          <w:bCs/>
+          <w:kern w:val="0"/>
+          <w:lang w:eastAsia="en-GB"/>
+          <w14:ligatures w14:val="none"/>
+        </w:rPr>
+      </w:pPr>
+      <w:r>
+        <w:rPr>
+          <w:rFonts w:ascii="Segoe UI" w:eastAsia="Times New Roman" w:hAnsi="Segoe UI" w:cs="Segoe UI"/>
+          <w:b/>
+          <w:bCs/>
+          <w:kern w:val="0"/>
+          <w:lang w:eastAsia="en-GB"/>
+          <w14:ligatures w14:val="none"/>
+        </w:rPr>
+        <w:lastRenderedPageBreak/>
+        <w:t>1</w:t>
+      </w:r>
+      <w:r>
+        <w:rPr>
+          <w:rFonts w:ascii="Apple Color Emoji" w:eastAsia="Times New Roman" w:hAnsi="Apple Color Emoji" w:cs="Apple Color Emoji"/>
+          <w:b/>
+          <w:bCs/>
+          <w:kern w:val="0"/>
+          <w:lang w:eastAsia="en-GB"/>
+          <w14:ligatures w14:val="none"/>
+        </w:rPr>
+        <w:t>️⃣</w:t>
+      </w:r>
+      <w:r>
+        <w:rPr>
+          <w:rFonts w:ascii="Segoe UI" w:eastAsia="Times New Roman" w:hAnsi="Segoe UI" w:cs="Segoe UI"/>
+          <w:b/>
+          <w:bCs/>
+          <w:kern w:val="0"/>
+          <w:lang w:eastAsia="en-GB"/>
+          <w14:ligatures w14:val="none"/>
+        </w:rPr>
+        <w:t xml:space="preserve"> Omega</w:t>
+      </w:r>
+      <w:r>
+        <w:rPr>
+          <w:rFonts w:ascii="Segoe UI" w:eastAsia="Times New Roman" w:hAnsi="Segoe UI" w:cs="Segoe UI"/>
+          <w:b/>
+          <w:bCs/>
+          <w:kern w:val="0"/>
+          <w:lang w:eastAsia="en-GB"/>
+          <w14:ligatures w14:val="none"/>
+        </w:rPr>
+        <w:noBreakHyphen/>
+        <w:t>3 zsírsavak (halolaj, EPA/DHA)</w:t>
+      </w:r>
     </w:p>
     <w:p>
       <w:pPr>
         <w:spacing w:before="100" w:beforeAutospacing="1" w:after="100" w:afterAutospacing="1" w:line="300" w:lineRule="atLeast"/>
-        <w:outlineLvl w:val="0"/>
-        <w:rPr>
-          <w:rFonts w:ascii="Segoe UI" w:eastAsia="Times New Roman" w:hAnsi="Segoe UI" w:cs="Segoe UI"/>
-          <w:b/>
-          <w:bCs/>
-          <w:kern w:val="36"/>
-          <w:sz w:val="21"/>
-          <w:szCs w:val="21"/>
-          <w:lang w:eastAsia="en-GB"/>
-          <w14:ligatures w14:val="none"/>
-        </w:rPr>
-      </w:pPr>
-      <w:r>
-        <w:rPr>
-          <w:rFonts w:ascii="Segoe UI" w:eastAsia="Times New Roman" w:hAnsi="Segoe UI" w:cs="Segoe UI"/>
-          <w:b/>
-          <w:bCs/>
-          <w:kern w:val="36"/>
-          <w:sz w:val="21"/>
-          <w:szCs w:val="21"/>
-          <w:lang w:eastAsia="en-GB"/>
-          <w14:ligatures w14:val="none"/>
-        </w:rPr>
-        <w:t>Ezekkel a készítményekkel nem</w:t>
-      </w:r>
-      <w:r>
-        <w:rPr>
-          <w:rFonts w:ascii="Segoe UI" w:eastAsia="Times New Roman" w:hAnsi="Segoe UI" w:cs="Segoe UI"/>
-          <w:b/>
-          <w:bCs/>
-          <w:kern w:val="36"/>
-          <w:sz w:val="21"/>
-          <w:szCs w:val="21"/>
-          <w:lang w:eastAsia="en-GB"/>
-          <w14:ligatures w14:val="none"/>
-        </w:rPr>
-        <w:t xml:space="preserve"> tud</w:t>
-      </w:r>
-      <w:r>
-        <w:rPr>
-          <w:rFonts w:ascii="Segoe UI" w:eastAsia="Times New Roman" w:hAnsi="Segoe UI" w:cs="Segoe UI"/>
-          <w:b/>
-          <w:bCs/>
-          <w:kern w:val="36"/>
-          <w:sz w:val="21"/>
-          <w:szCs w:val="21"/>
-          <w:lang w:eastAsia="en-GB"/>
-          <w14:ligatures w14:val="none"/>
-        </w:rPr>
-        <w:t>t</w:t>
-      </w:r>
-      <w:r>
-        <w:rPr>
-          <w:rFonts w:ascii="Segoe UI" w:eastAsia="Times New Roman" w:hAnsi="Segoe UI" w:cs="Segoe UI"/>
-          <w:b/>
-          <w:bCs/>
-          <w:kern w:val="36"/>
-          <w:sz w:val="21"/>
-          <w:szCs w:val="21"/>
-          <w:lang w:eastAsia="en-GB"/>
-          <w14:ligatures w14:val="none"/>
-        </w:rPr>
-        <w:t xml:space="preserve">ak </w:t>
-      </w:r>
-      <w:r>
-        <w:rPr>
-          <w:rFonts w:ascii="Segoe UI" w:eastAsia="Times New Roman" w:hAnsi="Segoe UI" w:cs="Segoe UI"/>
-          <w:b/>
-          <w:bCs/>
-          <w:kern w:val="36"/>
-          <w:sz w:val="21"/>
-          <w:szCs w:val="21"/>
-          <w:lang w:eastAsia="en-GB"/>
-          <w14:ligatures w14:val="none"/>
-        </w:rPr>
-        <w:t>kimutatni v</w:t>
-      </w:r>
-      <w:r>
-        <w:rPr>
-          <w:rFonts w:ascii="Segoe UI" w:eastAsia="Times New Roman" w:hAnsi="Segoe UI" w:cs="Segoe UI"/>
-          <w:b/>
-          <w:bCs/>
-          <w:kern w:val="36"/>
-          <w:sz w:val="21"/>
-          <w:szCs w:val="21"/>
-          <w:lang w:eastAsia="en-GB"/>
-          <w14:ligatures w14:val="none"/>
-        </w:rPr>
-        <w:t>alódi kardiovaszkuláris eseménycsökkentés</w:t>
-      </w:r>
-      <w:r>
-        <w:rPr>
-          <w:rFonts w:ascii="Segoe UI" w:eastAsia="Times New Roman" w:hAnsi="Segoe UI" w:cs="Segoe UI"/>
-          <w:b/>
-          <w:bCs/>
-          <w:kern w:val="36"/>
-          <w:sz w:val="21"/>
-          <w:szCs w:val="21"/>
-          <w:lang w:eastAsia="en-GB"/>
-          <w14:ligatures w14:val="none"/>
-        </w:rPr>
-        <w:t>t.</w:t>
-      </w:r>
-    </w:p>
-    <w:p>
-      <w:pPr>
-        <w:spacing w:before="100" w:beforeAutospacing="1" w:after="100" w:afterAutospacing="1" w:line="300" w:lineRule="atLeast"/>
-        <w:outlineLvl w:val="0"/>
-        <w:rPr>
-          <w:rFonts w:ascii="Segoe UI" w:eastAsia="Times New Roman" w:hAnsi="Segoe UI" w:cs="Segoe UI"/>
-          <w:kern w:val="36"/>
-          <w:sz w:val="21"/>
-          <w:szCs w:val="21"/>
-          <w:lang w:eastAsia="en-GB"/>
-          <w14:ligatures w14:val="none"/>
-        </w:rPr>
-      </w:pPr>
-      <w:r>
-        <w:rPr>
-          <w:rFonts w:ascii="Segoe UI" w:eastAsia="Times New Roman" w:hAnsi="Segoe UI" w:cs="Segoe UI"/>
-          <w:kern w:val="36"/>
-          <w:sz w:val="21"/>
-          <w:szCs w:val="21"/>
-          <w:lang w:eastAsia="en-GB"/>
-          <w14:ligatures w14:val="none"/>
-        </w:rPr>
-        <w:t>Nem tudták igazolni, hogy csökkentenék:</w:t>
-      </w:r>
-    </w:p>
-    <w:p>
-      <w:pPr>
-        <w:pStyle w:val="ListParagraph"/>
-        <w:numPr>
-          <w:ilvl w:val="0"/>
-          <w:numId w:val="16"/>
-        </w:numPr>
-        <w:spacing w:before="100" w:beforeAutospacing="1" w:after="100" w:afterAutospacing="1" w:line="300" w:lineRule="atLeast"/>
-        <w:outlineLvl w:val="0"/>
-        <w:rPr>
-          <w:rFonts w:ascii="Segoe UI" w:eastAsia="Times New Roman" w:hAnsi="Segoe UI" w:cs="Segoe UI"/>
-          <w:kern w:val="36"/>
-          <w:sz w:val="21"/>
-          <w:szCs w:val="21"/>
-          <w:lang w:eastAsia="en-GB"/>
-          <w14:ligatures w14:val="none"/>
-        </w:rPr>
-      </w:pPr>
-      <w:r>
-        <w:rPr>
-          <w:rFonts w:ascii="Segoe UI" w:eastAsia="Times New Roman" w:hAnsi="Segoe UI" w:cs="Segoe UI"/>
-          <w:kern w:val="36"/>
-          <w:sz w:val="21"/>
-          <w:szCs w:val="21"/>
-          <w:lang w:eastAsia="en-GB"/>
-          <w14:ligatures w14:val="none"/>
-        </w:rPr>
-        <w:t xml:space="preserve">a </w:t>
-      </w:r>
-      <w:r>
-        <w:rPr>
-          <w:rFonts w:ascii="Segoe UI" w:eastAsia="Times New Roman" w:hAnsi="Segoe UI" w:cs="Segoe UI"/>
-          <w:kern w:val="36"/>
-          <w:sz w:val="21"/>
-          <w:szCs w:val="21"/>
-          <w:lang w:eastAsia="en-GB"/>
-          <w14:ligatures w14:val="none"/>
-        </w:rPr>
-        <w:t>szívinfarktus gyakoriságát</w:t>
-      </w:r>
-    </w:p>
-    <w:p>
-      <w:pPr>
-        <w:pStyle w:val="ListParagraph"/>
-        <w:numPr>
-          <w:ilvl w:val="0"/>
-          <w:numId w:val="16"/>
-        </w:numPr>
-        <w:spacing w:before="100" w:beforeAutospacing="1" w:after="100" w:afterAutospacing="1" w:line="300" w:lineRule="atLeast"/>
-        <w:outlineLvl w:val="0"/>
-        <w:rPr>
-          <w:rFonts w:ascii="Segoe UI" w:eastAsia="Times New Roman" w:hAnsi="Segoe UI" w:cs="Segoe UI"/>
-          <w:kern w:val="36"/>
-          <w:sz w:val="21"/>
-          <w:szCs w:val="21"/>
-          <w:lang w:eastAsia="en-GB"/>
-          <w14:ligatures w14:val="none"/>
-        </w:rPr>
-      </w:pPr>
-      <w:r>
-        <w:rPr>
-          <w:rFonts w:ascii="Segoe UI" w:eastAsia="Times New Roman" w:hAnsi="Segoe UI" w:cs="Segoe UI"/>
-          <w:kern w:val="36"/>
-          <w:sz w:val="21"/>
-          <w:szCs w:val="21"/>
-          <w:lang w:eastAsia="en-GB"/>
-          <w14:ligatures w14:val="none"/>
-        </w:rPr>
-        <w:t xml:space="preserve">az </w:t>
-      </w:r>
-      <w:r>
-        <w:rPr>
-          <w:rFonts w:ascii="Segoe UI" w:eastAsia="Times New Roman" w:hAnsi="Segoe UI" w:cs="Segoe UI"/>
-          <w:kern w:val="36"/>
-          <w:sz w:val="21"/>
-          <w:szCs w:val="21"/>
-          <w:lang w:eastAsia="en-GB"/>
-          <w14:ligatures w14:val="none"/>
-        </w:rPr>
-        <w:t>ischaemiás stroke előfordulását</w:t>
-      </w:r>
-    </w:p>
-    <w:p>
-      <w:pPr>
-        <w:pStyle w:val="ListParagraph"/>
-        <w:numPr>
-          <w:ilvl w:val="0"/>
-          <w:numId w:val="16"/>
-        </w:numPr>
-        <w:spacing w:before="100" w:beforeAutospacing="1" w:after="100" w:afterAutospacing="1" w:line="300" w:lineRule="atLeast"/>
-        <w:outlineLvl w:val="0"/>
-        <w:rPr>
-          <w:rFonts w:ascii="Segoe UI" w:eastAsia="Times New Roman" w:hAnsi="Segoe UI" w:cs="Segoe UI"/>
-          <w:kern w:val="36"/>
-          <w:sz w:val="21"/>
-          <w:szCs w:val="21"/>
-          <w:lang w:eastAsia="en-GB"/>
-          <w14:ligatures w14:val="none"/>
-        </w:rPr>
-      </w:pPr>
-      <w:r>
-        <w:rPr>
-          <w:rFonts w:ascii="Segoe UI" w:eastAsia="Times New Roman" w:hAnsi="Segoe UI" w:cs="Segoe UI"/>
-          <w:kern w:val="36"/>
-          <w:sz w:val="21"/>
-          <w:szCs w:val="21"/>
-          <w:lang w:eastAsia="en-GB"/>
-          <w14:ligatures w14:val="none"/>
-        </w:rPr>
-        <w:t xml:space="preserve">vagy a </w:t>
-      </w:r>
-      <w:r>
-        <w:rPr>
-          <w:rFonts w:ascii="Segoe UI" w:eastAsia="Times New Roman" w:hAnsi="Segoe UI" w:cs="Segoe UI"/>
-          <w:kern w:val="36"/>
-          <w:sz w:val="21"/>
-          <w:szCs w:val="21"/>
-          <w:lang w:eastAsia="en-GB"/>
-          <w14:ligatures w14:val="none"/>
-        </w:rPr>
-        <w:t>kardiovaszkuláris halálozást</w:t>
-      </w:r>
-    </w:p>
-    <w:p>
-      <w:pPr>
-        <w:spacing w:before="100" w:beforeAutospacing="1" w:after="100" w:afterAutospacing="1" w:line="300" w:lineRule="atLeast"/>
-        <w:outlineLvl w:val="0"/>
-        <w:rPr>
-          <w:rFonts w:ascii="Segoe UI" w:eastAsia="Times New Roman" w:hAnsi="Segoe UI" w:cs="Segoe UI"/>
-          <w:b/>
-          <w:bCs/>
-          <w:kern w:val="36"/>
-          <w:sz w:val="21"/>
-          <w:szCs w:val="21"/>
-          <w:lang w:eastAsia="en-GB"/>
-          <w14:ligatures w14:val="none"/>
-        </w:rPr>
-      </w:pPr>
-      <w:r>
-        <w:rPr>
-          <w:rFonts w:ascii="Segoe UI" w:eastAsia="Times New Roman" w:hAnsi="Segoe UI" w:cs="Segoe UI"/>
-          <w:b/>
-          <w:bCs/>
-          <w:kern w:val="36"/>
-          <w:sz w:val="21"/>
-          <w:szCs w:val="21"/>
-          <w:lang w:eastAsia="en-GB"/>
-          <w14:ligatures w14:val="none"/>
-        </w:rPr>
-        <w:t>Ez a legfontosabb különbség a statinokhoz / PCSK9‑gátlókhoz képest.</w:t>
-      </w:r>
-      <w:r>
-        <w:rPr>
-          <w:rFonts w:ascii="Segoe UI" w:eastAsia="Times New Roman" w:hAnsi="Segoe UI" w:cs="Segoe UI"/>
-          <w:kern w:val="36"/>
-          <w:sz w:val="21"/>
-          <w:szCs w:val="21"/>
-          <w:lang w:eastAsia="en-GB"/>
-          <w14:ligatures w14:val="none"/>
-        </w:rPr>
-        <w:t xml:space="preserve"> N</w:t>
-      </w:r>
-      <w:r>
-        <w:rPr>
-          <w:rFonts w:ascii="Segoe UI" w:eastAsia="Times New Roman" w:hAnsi="Segoe UI" w:cs="Segoe UI"/>
-          <w:kern w:val="36"/>
-          <w:sz w:val="21"/>
-          <w:szCs w:val="21"/>
-          <w:lang w:eastAsia="en-GB"/>
-          <w14:ligatures w14:val="none"/>
-        </w:rPr>
-        <w:t>em tud</w:t>
-      </w:r>
-      <w:r>
-        <w:rPr>
-          <w:rFonts w:ascii="Segoe UI" w:eastAsia="Times New Roman" w:hAnsi="Segoe UI" w:cs="Segoe UI"/>
-          <w:kern w:val="36"/>
-          <w:sz w:val="21"/>
-          <w:szCs w:val="21"/>
-          <w:lang w:eastAsia="en-GB"/>
-          <w14:ligatures w14:val="none"/>
-        </w:rPr>
-        <w:t>ják</w:t>
-      </w:r>
-      <w:r>
-        <w:rPr>
-          <w:rFonts w:ascii="Segoe UI" w:eastAsia="Times New Roman" w:hAnsi="Segoe UI" w:cs="Segoe UI"/>
-          <w:kern w:val="36"/>
-          <w:sz w:val="21"/>
-          <w:szCs w:val="21"/>
-          <w:lang w:eastAsia="en-GB"/>
-          <w14:ligatures w14:val="none"/>
-        </w:rPr>
-        <w:t xml:space="preserve"> </w:t>
-      </w:r>
-      <w:r>
-        <w:rPr>
-          <w:rFonts w:ascii="Segoe UI" w:eastAsia="Times New Roman" w:hAnsi="Segoe UI" w:cs="Segoe UI"/>
-          <w:kern w:val="36"/>
-          <w:sz w:val="21"/>
-          <w:szCs w:val="21"/>
-          <w:lang w:eastAsia="en-GB"/>
-          <w14:ligatures w14:val="none"/>
-        </w:rPr>
-        <w:t>az a</w:t>
-      </w:r>
-      <w:r>
-        <w:rPr>
-          <w:rFonts w:ascii="Segoe UI" w:eastAsia="Times New Roman" w:hAnsi="Segoe UI" w:cs="Segoe UI"/>
-          <w:kern w:val="36"/>
-          <w:sz w:val="21"/>
-          <w:szCs w:val="21"/>
-          <w:lang w:eastAsia="en-GB"/>
-          <w14:ligatures w14:val="none"/>
-        </w:rPr>
-        <w:t>theroscleroticus plakkstabilizáció</w:t>
-      </w:r>
-      <w:r>
-        <w:rPr>
-          <w:rFonts w:ascii="Segoe UI" w:eastAsia="Times New Roman" w:hAnsi="Segoe UI" w:cs="Segoe UI"/>
-          <w:kern w:val="36"/>
-          <w:sz w:val="21"/>
-          <w:szCs w:val="21"/>
-          <w:lang w:eastAsia="en-GB"/>
-          <w14:ligatures w14:val="none"/>
-        </w:rPr>
-        <w:t xml:space="preserve">t, azaz nem mutatható ki </w:t>
-      </w:r>
-      <w:r>
-        <w:rPr>
-          <w:rFonts w:ascii="Segoe UI" w:eastAsia="Times New Roman" w:hAnsi="Segoe UI" w:cs="Segoe UI"/>
-          <w:kern w:val="36"/>
-          <w:sz w:val="21"/>
-          <w:szCs w:val="21"/>
-          <w:lang w:eastAsia="en-GB"/>
-          <w14:ligatures w14:val="none"/>
-        </w:rPr>
-        <w:t>fibro</w:t>
-      </w:r>
-      <w:r>
-        <w:rPr>
-          <w:rFonts w:ascii="Segoe UI" w:eastAsia="Times New Roman" w:hAnsi="Segoe UI" w:cs="Segoe UI"/>
-          <w:kern w:val="36"/>
-          <w:sz w:val="21"/>
-          <w:szCs w:val="21"/>
-          <w:lang w:eastAsia="en-GB"/>
-          <w14:ligatures w14:val="none"/>
-        </w:rPr>
-        <w:t>tik</w:t>
-      </w:r>
-      <w:r>
-        <w:rPr>
-          <w:rFonts w:ascii="Segoe UI" w:eastAsia="Times New Roman" w:hAnsi="Segoe UI" w:cs="Segoe UI"/>
-          <w:kern w:val="36"/>
-          <w:sz w:val="21"/>
-          <w:szCs w:val="21"/>
-          <w:lang w:eastAsia="en-GB"/>
-          <w14:ligatures w14:val="none"/>
-        </w:rPr>
-        <w:t>us sapka</w:t>
-      </w:r>
-      <w:r>
-        <w:rPr>
-          <w:rFonts w:ascii="Segoe UI" w:eastAsia="Times New Roman" w:hAnsi="Segoe UI" w:cs="Segoe UI"/>
-          <w:kern w:val="36"/>
-          <w:sz w:val="21"/>
-          <w:szCs w:val="21"/>
-          <w:lang w:eastAsia="en-GB"/>
-          <w14:ligatures w14:val="none"/>
-        </w:rPr>
-        <w:t>képződés</w:t>
-      </w:r>
-      <w:r>
-        <w:rPr>
-          <w:rFonts w:ascii="Segoe UI" w:eastAsia="Times New Roman" w:hAnsi="Segoe UI" w:cs="Segoe UI"/>
-          <w:kern w:val="36"/>
-          <w:sz w:val="21"/>
-          <w:szCs w:val="21"/>
-          <w:lang w:eastAsia="en-GB"/>
-          <w14:ligatures w14:val="none"/>
-        </w:rPr>
-        <w:t xml:space="preserve">, </w:t>
-      </w:r>
-      <w:r>
-        <w:rPr>
-          <w:rFonts w:ascii="Segoe UI" w:eastAsia="Times New Roman" w:hAnsi="Segoe UI" w:cs="Segoe UI"/>
-          <w:kern w:val="36"/>
-          <w:sz w:val="21"/>
-          <w:szCs w:val="21"/>
-          <w:lang w:eastAsia="en-GB"/>
-          <w14:ligatures w14:val="none"/>
-        </w:rPr>
-        <w:t>lipidmag‑csökkenés</w:t>
-      </w:r>
-      <w:r>
-        <w:rPr>
-          <w:rFonts w:ascii="Segoe UI" w:eastAsia="Times New Roman" w:hAnsi="Segoe UI" w:cs="Segoe UI"/>
-          <w:kern w:val="36"/>
-          <w:sz w:val="21"/>
-          <w:szCs w:val="21"/>
-          <w:lang w:eastAsia="en-GB"/>
-          <w14:ligatures w14:val="none"/>
-        </w:rPr>
-        <w:t xml:space="preserve"> vagy gyulladás csökkenés az </w:t>
-      </w:r>
-      <w:r>
-        <w:rPr>
-          <w:rFonts w:ascii="Segoe UI" w:eastAsia="Times New Roman" w:hAnsi="Segoe UI" w:cs="Segoe UI"/>
-          <w:kern w:val="36"/>
-          <w:sz w:val="21"/>
-          <w:szCs w:val="21"/>
-          <w:lang w:eastAsia="en-GB"/>
-          <w14:ligatures w14:val="none"/>
-        </w:rPr>
-        <w:t>érfalban</w:t>
-      </w:r>
-      <w:r>
-        <w:rPr>
-          <w:rFonts w:ascii="Segoe UI" w:eastAsia="Times New Roman" w:hAnsi="Segoe UI" w:cs="Segoe UI"/>
-          <w:kern w:val="36"/>
-          <w:sz w:val="21"/>
-          <w:szCs w:val="21"/>
-          <w:lang w:eastAsia="en-GB"/>
-          <w14:ligatures w14:val="none"/>
-        </w:rPr>
-        <w:t xml:space="preserve">. </w:t>
-      </w:r>
-      <w:r>
-        <w:rPr>
-          <w:rFonts w:ascii="Segoe UI" w:eastAsia="Times New Roman" w:hAnsi="Segoe UI" w:cs="Segoe UI"/>
-          <w:kern w:val="36"/>
-          <w:sz w:val="21"/>
-          <w:szCs w:val="21"/>
-          <w:lang w:eastAsia="en-GB"/>
-          <w14:ligatures w14:val="none"/>
-        </w:rPr>
-        <w:t>Az alternatív szerek vizsgálatai legtöbbször</w:t>
-      </w:r>
-      <w:r>
-        <w:rPr>
-          <w:rFonts w:ascii="Segoe UI" w:eastAsia="Times New Roman" w:hAnsi="Segoe UI" w:cs="Segoe UI"/>
-          <w:kern w:val="36"/>
-          <w:sz w:val="21"/>
-          <w:szCs w:val="21"/>
-          <w:lang w:eastAsia="en-GB"/>
-          <w14:ligatures w14:val="none"/>
-        </w:rPr>
-        <w:t xml:space="preserve"> </w:t>
-      </w:r>
-      <w:r>
-        <w:rPr>
-          <w:rFonts w:ascii="Segoe UI" w:eastAsia="Times New Roman" w:hAnsi="Segoe UI" w:cs="Segoe UI"/>
-          <w:kern w:val="36"/>
-          <w:sz w:val="21"/>
-          <w:szCs w:val="21"/>
-          <w:lang w:eastAsia="en-GB"/>
-          <w14:ligatures w14:val="none"/>
-        </w:rPr>
-        <w:t>labor‑végpontokra koncentrálnak</w:t>
-      </w:r>
-      <w:r>
-        <w:rPr>
-          <w:rFonts w:ascii="Segoe UI" w:eastAsia="Times New Roman" w:hAnsi="Segoe UI" w:cs="Segoe UI"/>
-          <w:kern w:val="36"/>
-          <w:sz w:val="21"/>
-          <w:szCs w:val="21"/>
-          <w:lang w:eastAsia="en-GB"/>
-          <w14:ligatures w14:val="none"/>
-        </w:rPr>
-        <w:t xml:space="preserve"> </w:t>
-      </w:r>
-      <w:r>
-        <w:rPr>
-          <w:rFonts w:ascii="Segoe UI" w:eastAsia="Times New Roman" w:hAnsi="Segoe UI" w:cs="Segoe UI"/>
-          <w:kern w:val="36"/>
-          <w:sz w:val="21"/>
-          <w:szCs w:val="21"/>
-          <w:lang w:eastAsia="en-GB"/>
-          <w14:ligatures w14:val="none"/>
-        </w:rPr>
-        <w:t>(LDL, összkoleszterin, triglicerid)</w:t>
-      </w:r>
-      <w:r>
-        <w:rPr>
-          <w:rFonts w:ascii="Segoe UI" w:eastAsia="Times New Roman" w:hAnsi="Segoe UI" w:cs="Segoe UI"/>
-          <w:kern w:val="36"/>
-          <w:sz w:val="21"/>
-          <w:szCs w:val="21"/>
-          <w:lang w:eastAsia="en-GB"/>
-          <w14:ligatures w14:val="none"/>
-        </w:rPr>
-        <w:t xml:space="preserve"> és nem az ún. kemény klinikai végpontokra (szívinfarktus, stroke előfordulási gyakoriság, halálozás).</w:t>
-      </w:r>
-      <w:r>
-        <w:rPr>
-          <w:rFonts w:ascii="Segoe UI" w:eastAsia="Times New Roman" w:hAnsi="Segoe UI" w:cs="Segoe UI"/>
-          <w:kern w:val="36"/>
-          <w:sz w:val="21"/>
-          <w:szCs w:val="21"/>
-          <w:lang w:eastAsia="en-GB"/>
-          <w14:ligatures w14:val="none"/>
-        </w:rPr>
-        <w:t xml:space="preserve"> Ezeknél a hatóanyagoknál nincs</w:t>
-      </w:r>
-      <w:r>
-        <w:rPr>
-          <w:rFonts w:ascii="Segoe UI" w:eastAsia="Times New Roman" w:hAnsi="Segoe UI" w:cs="Segoe UI"/>
-          <w:b/>
-          <w:bCs/>
-          <w:kern w:val="36"/>
-          <w:sz w:val="21"/>
-          <w:szCs w:val="21"/>
-          <w:lang w:eastAsia="en-GB"/>
-          <w14:ligatures w14:val="none"/>
-        </w:rPr>
-        <w:t xml:space="preserve"> </w:t>
-      </w:r>
-      <w:r>
-        <w:rPr>
-          <w:rFonts w:ascii="Segoe UI" w:eastAsia="Times New Roman" w:hAnsi="Segoe UI" w:cs="Segoe UI"/>
-          <w:b/>
-          <w:bCs/>
-          <w:kern w:val="36"/>
-          <w:sz w:val="21"/>
-          <w:szCs w:val="21"/>
-          <w:lang w:eastAsia="en-GB"/>
-          <w14:ligatures w14:val="none"/>
-        </w:rPr>
-        <w:t>több tízmillió betegéves adat</w:t>
-      </w:r>
-      <w:r>
-        <w:rPr>
-          <w:rFonts w:ascii="Segoe UI" w:eastAsia="Times New Roman" w:hAnsi="Segoe UI" w:cs="Segoe UI"/>
-          <w:b/>
-          <w:bCs/>
-          <w:kern w:val="36"/>
-          <w:sz w:val="21"/>
-          <w:szCs w:val="21"/>
-          <w:lang w:eastAsia="en-GB"/>
-          <w14:ligatures w14:val="none"/>
-        </w:rPr>
-        <w:t xml:space="preserve">, </w:t>
-      </w:r>
-      <w:r>
-        <w:rPr>
-          <w:rFonts w:ascii="Segoe UI" w:eastAsia="Times New Roman" w:hAnsi="Segoe UI" w:cs="Segoe UI"/>
-          <w:b/>
-          <w:bCs/>
-          <w:kern w:val="36"/>
-          <w:sz w:val="21"/>
-          <w:szCs w:val="21"/>
-          <w:lang w:eastAsia="en-GB"/>
-          <w14:ligatures w14:val="none"/>
-        </w:rPr>
-        <w:t>nincs valós életben validált</w:t>
-      </w:r>
-      <w:r>
-        <w:rPr>
-          <w:rFonts w:ascii="Segoe UI" w:eastAsia="Times New Roman" w:hAnsi="Segoe UI" w:cs="Segoe UI"/>
-          <w:b/>
-          <w:bCs/>
-          <w:kern w:val="36"/>
-          <w:sz w:val="21"/>
-          <w:szCs w:val="21"/>
-          <w:lang w:eastAsia="en-GB"/>
-          <w14:ligatures w14:val="none"/>
-        </w:rPr>
-        <w:t xml:space="preserve">, </w:t>
-      </w:r>
-      <w:r>
-        <w:rPr>
-          <w:rFonts w:ascii="Segoe UI" w:eastAsia="Times New Roman" w:hAnsi="Segoe UI" w:cs="Segoe UI"/>
-          <w:b/>
-          <w:bCs/>
-          <w:kern w:val="36"/>
-          <w:sz w:val="21"/>
-          <w:szCs w:val="21"/>
-          <w:lang w:eastAsia="en-GB"/>
-          <w14:ligatures w14:val="none"/>
-        </w:rPr>
-        <w:t>gyógyszer‑gyógyszer interakciós profil</w:t>
-      </w:r>
-      <w:r>
-        <w:rPr>
-          <w:rFonts w:ascii="Segoe UI" w:eastAsia="Times New Roman" w:hAnsi="Segoe UI" w:cs="Segoe UI"/>
-          <w:b/>
-          <w:bCs/>
-          <w:kern w:val="36"/>
-          <w:sz w:val="21"/>
-          <w:szCs w:val="21"/>
-          <w:lang w:eastAsia="en-GB"/>
-          <w14:ligatures w14:val="none"/>
-        </w:rPr>
-        <w:t xml:space="preserve"> vagy </w:t>
-      </w:r>
-      <w:r>
-        <w:rPr>
-          <w:rFonts w:ascii="Segoe UI" w:eastAsia="Times New Roman" w:hAnsi="Segoe UI" w:cs="Segoe UI"/>
-          <w:b/>
-          <w:bCs/>
-          <w:kern w:val="36"/>
-          <w:sz w:val="21"/>
-          <w:szCs w:val="21"/>
-          <w:lang w:eastAsia="en-GB"/>
-          <w14:ligatures w14:val="none"/>
-        </w:rPr>
-        <w:t xml:space="preserve">kockázat–haszon arány magas </w:t>
-      </w:r>
-      <w:r>
-        <w:rPr>
-          <w:rFonts w:ascii="Segoe UI" w:eastAsia="Times New Roman" w:hAnsi="Segoe UI" w:cs="Segoe UI"/>
-          <w:b/>
-          <w:bCs/>
-          <w:kern w:val="36"/>
-          <w:sz w:val="21"/>
-          <w:szCs w:val="21"/>
-          <w:lang w:eastAsia="en-GB"/>
-          <w14:ligatures w14:val="none"/>
-        </w:rPr>
-        <w:t xml:space="preserve">kardiovaszkuláris </w:t>
-      </w:r>
-      <w:r>
-        <w:rPr>
-          <w:rFonts w:ascii="Segoe UI" w:eastAsia="Times New Roman" w:hAnsi="Segoe UI" w:cs="Segoe UI"/>
-          <w:b/>
-          <w:bCs/>
-          <w:kern w:val="36"/>
-          <w:sz w:val="21"/>
-          <w:szCs w:val="21"/>
-          <w:lang w:eastAsia="en-GB"/>
-          <w14:ligatures w14:val="none"/>
-        </w:rPr>
-        <w:t>rizikóban</w:t>
-      </w:r>
-      <w:r>
-        <w:rPr>
-          <w:rFonts w:ascii="Segoe UI" w:eastAsia="Times New Roman" w:hAnsi="Segoe UI" w:cs="Segoe UI"/>
-          <w:b/>
-          <w:bCs/>
-          <w:kern w:val="36"/>
-          <w:sz w:val="21"/>
-          <w:szCs w:val="21"/>
-          <w:lang w:eastAsia="en-GB"/>
-          <w14:ligatures w14:val="none"/>
-        </w:rPr>
-        <w:t>. Ezzel szemben s</w:t>
-      </w:r>
-      <w:r>
-        <w:rPr>
-          <w:rFonts w:ascii="Segoe UI" w:eastAsia="Times New Roman" w:hAnsi="Segoe UI" w:cs="Segoe UI"/>
-          <w:b/>
-          <w:bCs/>
-          <w:kern w:val="36"/>
-          <w:sz w:val="21"/>
-          <w:szCs w:val="21"/>
-          <w:lang w:eastAsia="en-GB"/>
-          <w14:ligatures w14:val="none"/>
-        </w:rPr>
-        <w:t>tatinoknál több évtizedes</w:t>
-      </w:r>
-      <w:r>
-        <w:rPr>
-          <w:rFonts w:ascii="Segoe UI" w:eastAsia="Times New Roman" w:hAnsi="Segoe UI" w:cs="Segoe UI"/>
-          <w:b/>
-          <w:bCs/>
-          <w:kern w:val="36"/>
-          <w:sz w:val="21"/>
-          <w:szCs w:val="21"/>
-          <w:lang w:eastAsia="en-GB"/>
-          <w14:ligatures w14:val="none"/>
-        </w:rPr>
-        <w:t xml:space="preserve"> (</w:t>
-      </w:r>
-      <w:r>
-        <w:rPr>
-          <w:rFonts w:ascii="Segoe UI" w:eastAsia="Times New Roman" w:hAnsi="Segoe UI" w:cs="Segoe UI"/>
-          <w:b/>
-          <w:bCs/>
-          <w:kern w:val="36"/>
-          <w:sz w:val="21"/>
-          <w:szCs w:val="21"/>
-          <w:lang w:eastAsia="en-GB"/>
-          <w14:ligatures w14:val="none"/>
-        </w:rPr>
-        <w:t>&gt;30 év</w:t>
-      </w:r>
-      <w:r>
-        <w:rPr>
-          <w:rFonts w:ascii="Segoe UI" w:eastAsia="Times New Roman" w:hAnsi="Segoe UI" w:cs="Segoe UI"/>
-          <w:b/>
-          <w:bCs/>
-          <w:kern w:val="36"/>
-          <w:sz w:val="21"/>
-          <w:szCs w:val="21"/>
-          <w:lang w:eastAsia="en-GB"/>
-          <w14:ligatures w14:val="none"/>
-        </w:rPr>
-        <w:t>)</w:t>
-      </w:r>
-      <w:r>
-        <w:rPr>
-          <w:rFonts w:ascii="Segoe UI" w:eastAsia="Times New Roman" w:hAnsi="Segoe UI" w:cs="Segoe UI"/>
-          <w:b/>
-          <w:bCs/>
-          <w:kern w:val="36"/>
-          <w:sz w:val="21"/>
-          <w:szCs w:val="21"/>
-          <w:lang w:eastAsia="en-GB"/>
-          <w14:ligatures w14:val="none"/>
-        </w:rPr>
-        <w:t xml:space="preserve"> „real‑world” tapasztalat</w:t>
-      </w:r>
-      <w:r>
-        <w:rPr>
-          <w:rFonts w:ascii="Segoe UI" w:eastAsia="Times New Roman" w:hAnsi="Segoe UI" w:cs="Segoe UI"/>
-          <w:b/>
-          <w:bCs/>
-          <w:kern w:val="36"/>
-          <w:sz w:val="21"/>
-          <w:szCs w:val="21"/>
-          <w:lang w:eastAsia="en-GB"/>
-          <w14:ligatures w14:val="none"/>
-        </w:rPr>
-        <w:t xml:space="preserve"> áll rendelkezésre.</w:t>
-      </w:r>
-    </w:p>
-    <w:p>
-      <w:pPr>
-        <w:spacing w:before="100" w:beforeAutospacing="1" w:after="100" w:afterAutospacing="1" w:line="300" w:lineRule="atLeast"/>
-        <w:outlineLvl w:val="1"/>
-        <w:rPr>
-          <w:rFonts w:ascii="Segoe UI" w:eastAsia="Times New Roman" w:hAnsi="Segoe UI" w:cs="Segoe UI"/>
-          <w:b/>
-          <w:bCs/>
-          <w:kern w:val="0"/>
-          <w:sz w:val="36"/>
-          <w:szCs w:val="36"/>
-          <w:lang w:eastAsia="en-GB"/>
-          <w14:ligatures w14:val="none"/>
-        </w:rPr>
-      </w:pPr>
-      <w:r>
-        <w:rPr>
-          <w:rFonts w:ascii="Segoe UI" w:eastAsia="Times New Roman" w:hAnsi="Segoe UI" w:cs="Segoe UI"/>
-          <w:b/>
-          <w:bCs/>
-          <w:kern w:val="0"/>
-          <w:sz w:val="36"/>
-          <w:szCs w:val="36"/>
-          <w:lang w:eastAsia="en-GB"/>
-          <w14:ligatures w14:val="none"/>
-        </w:rPr>
-        <w:lastRenderedPageBreak/>
-        <w:t>1</w:t>
-      </w:r>
+        <w:outlineLvl w:val="2"/>
+        <w:rPr>
+          <w:rFonts w:ascii="Segoe UI" w:eastAsia="Times New Roman" w:hAnsi="Segoe UI" w:cs="Segoe UI"/>
+          <w:b/>
+          <w:bCs/>
+          <w:kern w:val="0"/>
+          <w:lang w:eastAsia="en-GB"/>
+          <w14:ligatures w14:val="none"/>
+        </w:rPr>
+      </w:pPr>
       <w:r>
         <w:rPr>
           <w:rFonts w:ascii="Apple Color Emoji" w:eastAsia="Times New Roman" w:hAnsi="Apple Color Emoji" w:cs="Apple Color Emoji"/>
           <w:b/>
           <w:bCs/>
           <w:kern w:val="0"/>
-          <w:sz w:val="36"/>
-          <w:szCs w:val="36"/>
-          <w:lang w:eastAsia="en-GB"/>
-          <w14:ligatures w14:val="none"/>
-        </w:rPr>
-        <w:t>️⃣</w:t>
-      </w:r>
-      <w:r>
-        <w:rPr>
-          <w:rFonts w:ascii="Segoe UI" w:eastAsia="Times New Roman" w:hAnsi="Segoe UI" w:cs="Segoe UI"/>
-          <w:b/>
-          <w:bCs/>
-          <w:kern w:val="0"/>
-          <w:sz w:val="36"/>
-          <w:szCs w:val="36"/>
-          <w:lang w:eastAsia="en-GB"/>
-          <w14:ligatures w14:val="none"/>
-        </w:rPr>
-        <w:t xml:space="preserve"> Omega</w:t>
-      </w:r>
-      <w:r>
-        <w:rPr>
-          <w:rFonts w:ascii="Segoe UI" w:eastAsia="Times New Roman" w:hAnsi="Segoe UI" w:cs="Segoe UI"/>
-          <w:b/>
-          <w:bCs/>
-          <w:kern w:val="0"/>
-          <w:sz w:val="36"/>
-          <w:szCs w:val="36"/>
-          <w:lang w:eastAsia="en-GB"/>
-          <w14:ligatures w14:val="none"/>
-        </w:rPr>
-        <w:noBreakHyphen/>
-        <w:t>3 zsírsavak (halolaj, EPA/DHA)</w:t>
-      </w:r>
-    </w:p>
-    <w:p>
-      <w:pPr>
-        <w:spacing w:before="100" w:beforeAutospacing="1" w:after="100" w:afterAutospacing="1" w:line="300" w:lineRule="atLeast"/>
-        <w:outlineLvl w:val="2"/>
-        <w:rPr>
-          <w:rFonts w:ascii="Segoe UI" w:eastAsia="Times New Roman" w:hAnsi="Segoe UI" w:cs="Segoe UI"/>
-          <w:b/>
-          <w:bCs/>
-          <w:kern w:val="0"/>
-          <w:sz w:val="27"/>
-          <w:szCs w:val="27"/>
-          <w:lang w:eastAsia="en-GB"/>
-          <w14:ligatures w14:val="none"/>
-        </w:rPr>
-      </w:pPr>
-      <w:r>
-        <w:rPr>
-          <w:rFonts w:ascii="Apple Color Emoji" w:eastAsia="Times New Roman" w:hAnsi="Apple Color Emoji" w:cs="Apple Color Emoji"/>
-          <w:b/>
-          <w:bCs/>
-          <w:kern w:val="0"/>
-          <w:sz w:val="27"/>
-          <w:szCs w:val="27"/>
           <w:lang w:eastAsia="en-GB"/>
           <w14:ligatures w14:val="none"/>
         </w:rPr>
@@ -1371,8 +1102,6 @@
           <w:b/>
           <w:bCs/>
           <w:kern w:val="0"/>
-          <w:sz w:val="27"/>
-          <w:szCs w:val="27"/>
           <w:lang w:eastAsia="en-GB"/>
           <w14:ligatures w14:val="none"/>
         </w:rPr>
@@ -1389,20 +1118,16 @@
         <w:rPr>
           <w:rFonts w:ascii="Segoe UI" w:eastAsia="Times New Roman" w:hAnsi="Segoe UI" w:cs="Segoe UI"/>
           <w:kern w:val="0"/>
-          <w:sz w:val="21"/>
-          <w:szCs w:val="21"/>
-          <w:lang w:eastAsia="en-GB"/>
-          <w14:ligatures w14:val="none"/>
-        </w:rPr>
-      </w:pPr>
-      <w:r>
-        <w:rPr>
-          <w:rFonts w:ascii="Segoe UI" w:eastAsia="Times New Roman" w:hAnsi="Segoe UI" w:cs="Segoe UI"/>
-          <w:b/>
-          <w:bCs/>
-          <w:kern w:val="0"/>
-          <w:sz w:val="21"/>
-          <w:szCs w:val="21"/>
+          <w:lang w:eastAsia="en-GB"/>
+          <w14:ligatures w14:val="none"/>
+        </w:rPr>
+      </w:pPr>
+      <w:r>
+        <w:rPr>
+          <w:rFonts w:ascii="Segoe UI" w:eastAsia="Times New Roman" w:hAnsi="Segoe UI" w:cs="Segoe UI"/>
+          <w:b/>
+          <w:bCs/>
+          <w:kern w:val="0"/>
           <w:lang w:eastAsia="en-GB"/>
           <w14:ligatures w14:val="none"/>
         </w:rPr>
@@ -1412,8 +1137,6 @@
         <w:rPr>
           <w:rFonts w:ascii="Segoe UI" w:eastAsia="Times New Roman" w:hAnsi="Segoe UI" w:cs="Segoe UI"/>
           <w:kern w:val="0"/>
-          <w:sz w:val="21"/>
-          <w:szCs w:val="21"/>
           <w:lang w:eastAsia="en-GB"/>
           <w14:ligatures w14:val="none"/>
         </w:rPr>
@@ -1430,18 +1153,14 @@
         <w:rPr>
           <w:rFonts w:ascii="Segoe UI" w:eastAsia="Times New Roman" w:hAnsi="Segoe UI" w:cs="Segoe UI"/>
           <w:kern w:val="0"/>
-          <w:sz w:val="21"/>
-          <w:szCs w:val="21"/>
-          <w:lang w:eastAsia="en-GB"/>
-          <w14:ligatures w14:val="none"/>
-        </w:rPr>
-      </w:pPr>
-      <w:r>
-        <w:rPr>
-          <w:rFonts w:ascii="Segoe UI" w:eastAsia="Times New Roman" w:hAnsi="Segoe UI" w:cs="Segoe UI"/>
-          <w:kern w:val="0"/>
-          <w:sz w:val="21"/>
-          <w:szCs w:val="21"/>
+          <w:lang w:eastAsia="en-GB"/>
+          <w14:ligatures w14:val="none"/>
+        </w:rPr>
+      </w:pPr>
+      <w:r>
+        <w:rPr>
+          <w:rFonts w:ascii="Segoe UI" w:eastAsia="Times New Roman" w:hAnsi="Segoe UI" w:cs="Segoe UI"/>
+          <w:kern w:val="0"/>
           <w:lang w:eastAsia="en-GB"/>
           <w14:ligatures w14:val="none"/>
         </w:rPr>
@@ -1453,8 +1172,6 @@
           <w:b/>
           <w:bCs/>
           <w:kern w:val="0"/>
-          <w:sz w:val="21"/>
-          <w:szCs w:val="21"/>
           <w:lang w:eastAsia="en-GB"/>
           <w14:ligatures w14:val="none"/>
         </w:rPr>
@@ -1470,8 +1187,6 @@
           <w:b/>
           <w:bCs/>
           <w:kern w:val="0"/>
-          <w:sz w:val="27"/>
-          <w:szCs w:val="27"/>
           <w:lang w:eastAsia="en-GB"/>
           <w14:ligatures w14:val="none"/>
         </w:rPr>
@@ -1482,8 +1197,6 @@
           <w:b/>
           <w:bCs/>
           <w:kern w:val="0"/>
-          <w:sz w:val="27"/>
-          <w:szCs w:val="27"/>
           <w:lang w:eastAsia="en-GB"/>
           <w14:ligatures w14:val="none"/>
         </w:rPr>
@@ -1495,8 +1208,6 @@
           <w:b/>
           <w:bCs/>
           <w:kern w:val="0"/>
-          <w:sz w:val="27"/>
-          <w:szCs w:val="27"/>
           <w:lang w:eastAsia="en-GB"/>
           <w14:ligatures w14:val="none"/>
         </w:rPr>
@@ -1513,20 +1224,16 @@
         <w:rPr>
           <w:rFonts w:ascii="Segoe UI" w:eastAsia="Times New Roman" w:hAnsi="Segoe UI" w:cs="Segoe UI"/>
           <w:kern w:val="0"/>
-          <w:sz w:val="21"/>
-          <w:szCs w:val="21"/>
-          <w:lang w:eastAsia="en-GB"/>
-          <w14:ligatures w14:val="none"/>
-        </w:rPr>
-      </w:pPr>
-      <w:r>
-        <w:rPr>
-          <w:rFonts w:ascii="Segoe UI" w:eastAsia="Times New Roman" w:hAnsi="Segoe UI" w:cs="Segoe UI"/>
-          <w:b/>
-          <w:bCs/>
-          <w:kern w:val="0"/>
-          <w:sz w:val="21"/>
-          <w:szCs w:val="21"/>
+          <w:lang w:eastAsia="en-GB"/>
+          <w14:ligatures w14:val="none"/>
+        </w:rPr>
+      </w:pPr>
+      <w:r>
+        <w:rPr>
+          <w:rFonts w:ascii="Segoe UI" w:eastAsia="Times New Roman" w:hAnsi="Segoe UI" w:cs="Segoe UI"/>
+          <w:b/>
+          <w:bCs/>
+          <w:kern w:val="0"/>
           <w:lang w:eastAsia="en-GB"/>
           <w14:ligatures w14:val="none"/>
         </w:rPr>
@@ -1538,8 +1245,6 @@
           <w:b/>
           <w:bCs/>
           <w:kern w:val="0"/>
-          <w:sz w:val="21"/>
-          <w:szCs w:val="21"/>
           <w:lang w:eastAsia="en-GB"/>
           <w14:ligatures w14:val="none"/>
         </w:rPr>
@@ -1557,18 +1262,14 @@
         <w:rPr>
           <w:rFonts w:ascii="Segoe UI" w:eastAsia="Times New Roman" w:hAnsi="Segoe UI" w:cs="Segoe UI"/>
           <w:kern w:val="0"/>
-          <w:sz w:val="21"/>
-          <w:szCs w:val="21"/>
-          <w:lang w:eastAsia="en-GB"/>
-          <w14:ligatures w14:val="none"/>
-        </w:rPr>
-      </w:pPr>
-      <w:r>
-        <w:rPr>
-          <w:rFonts w:ascii="Segoe UI" w:eastAsia="Times New Roman" w:hAnsi="Segoe UI" w:cs="Segoe UI"/>
-          <w:kern w:val="0"/>
-          <w:sz w:val="21"/>
-          <w:szCs w:val="21"/>
+          <w:lang w:eastAsia="en-GB"/>
+          <w14:ligatures w14:val="none"/>
+        </w:rPr>
+      </w:pPr>
+      <w:r>
+        <w:rPr>
+          <w:rFonts w:ascii="Segoe UI" w:eastAsia="Times New Roman" w:hAnsi="Segoe UI" w:cs="Segoe UI"/>
+          <w:kern w:val="0"/>
           <w:lang w:eastAsia="en-GB"/>
           <w14:ligatures w14:val="none"/>
         </w:rPr>
@@ -1580,8 +1281,6 @@
           <w:b/>
           <w:bCs/>
           <w:kern w:val="0"/>
-          <w:sz w:val="21"/>
-          <w:szCs w:val="21"/>
           <w:lang w:eastAsia="en-GB"/>
           <w14:ligatures w14:val="none"/>
         </w:rPr>
@@ -1598,18 +1297,14 @@
         <w:rPr>
           <w:rFonts w:ascii="Segoe UI" w:eastAsia="Times New Roman" w:hAnsi="Segoe UI" w:cs="Segoe UI"/>
           <w:kern w:val="0"/>
-          <w:sz w:val="21"/>
-          <w:szCs w:val="21"/>
-          <w:lang w:eastAsia="en-GB"/>
-          <w14:ligatures w14:val="none"/>
-        </w:rPr>
-      </w:pPr>
-      <w:r>
-        <w:rPr>
-          <w:rFonts w:ascii="Segoe UI" w:eastAsia="Times New Roman" w:hAnsi="Segoe UI" w:cs="Segoe UI"/>
-          <w:kern w:val="0"/>
-          <w:sz w:val="21"/>
-          <w:szCs w:val="21"/>
+          <w:lang w:eastAsia="en-GB"/>
+          <w14:ligatures w14:val="none"/>
+        </w:rPr>
+      </w:pPr>
+      <w:r>
+        <w:rPr>
+          <w:rFonts w:ascii="Segoe UI" w:eastAsia="Times New Roman" w:hAnsi="Segoe UI" w:cs="Segoe UI"/>
+          <w:kern w:val="0"/>
           <w:lang w:eastAsia="en-GB"/>
           <w14:ligatures w14:val="none"/>
         </w:rPr>
@@ -1621,8 +1316,6 @@
           <w:b/>
           <w:bCs/>
           <w:kern w:val="0"/>
-          <w:sz w:val="21"/>
-          <w:szCs w:val="21"/>
           <w:lang w:eastAsia="en-GB"/>
           <w14:ligatures w14:val="none"/>
         </w:rPr>
@@ -1635,8 +1328,6 @@
         <w:rPr>
           <w:rFonts w:ascii="Segoe UI" w:eastAsia="Times New Roman" w:hAnsi="Segoe UI" w:cs="Segoe UI"/>
           <w:kern w:val="0"/>
-          <w:sz w:val="21"/>
-          <w:szCs w:val="21"/>
           <w:lang w:eastAsia="en-GB"/>
           <w14:ligatures w14:val="none"/>
         </w:rPr>
@@ -1645,8 +1336,6 @@
         <w:rPr>
           <w:rFonts w:ascii="Apple Color Emoji" w:eastAsia="Times New Roman" w:hAnsi="Apple Color Emoji" w:cs="Apple Color Emoji"/>
           <w:kern w:val="0"/>
-          <w:sz w:val="21"/>
-          <w:szCs w:val="21"/>
           <w:lang w:eastAsia="en-GB"/>
           <w14:ligatures w14:val="none"/>
         </w:rPr>
@@ -1656,8 +1345,6 @@
         <w:rPr>
           <w:rFonts w:ascii="Segoe UI" w:eastAsia="Times New Roman" w:hAnsi="Segoe UI" w:cs="Segoe UI"/>
           <w:kern w:val="0"/>
-          <w:sz w:val="21"/>
-          <w:szCs w:val="21"/>
           <w:lang w:eastAsia="en-GB"/>
           <w14:ligatures w14:val="none"/>
         </w:rPr>
@@ -1669,8 +1356,6 @@
           <w:b/>
           <w:bCs/>
           <w:kern w:val="0"/>
-          <w:sz w:val="21"/>
-          <w:szCs w:val="21"/>
           <w:lang w:eastAsia="en-GB"/>
           <w14:ligatures w14:val="none"/>
         </w:rPr>
@@ -1680,8 +1365,6 @@
         <w:rPr>
           <w:rFonts w:ascii="Segoe UI" w:eastAsia="Times New Roman" w:hAnsi="Segoe UI" w:cs="Segoe UI"/>
           <w:kern w:val="0"/>
-          <w:sz w:val="21"/>
-          <w:szCs w:val="21"/>
           <w:lang w:eastAsia="en-GB"/>
           <w14:ligatures w14:val="none"/>
         </w:rPr>
@@ -1694,8 +1377,6 @@
           <w:i/>
           <w:iCs/>
           <w:kern w:val="0"/>
-          <w:sz w:val="21"/>
-          <w:szCs w:val="21"/>
           <w:lang w:eastAsia="en-GB"/>
           <w14:ligatures w14:val="none"/>
         </w:rPr>
@@ -1705,30 +1386,15 @@
         <w:rPr>
           <w:rFonts w:ascii="Segoe UI" w:eastAsia="Times New Roman" w:hAnsi="Segoe UI" w:cs="Segoe UI"/>
           <w:kern w:val="0"/>
-          <w:sz w:val="21"/>
-          <w:szCs w:val="21"/>
-          <w:lang w:eastAsia="en-GB"/>
-          <w14:ligatures w14:val="none"/>
-        </w:rPr>
-        <w:t xml:space="preserve">, főleg hypertriglyceridaemiában, </w:t>
-      </w:r>
-      <w:r>
-        <w:rPr>
-          <w:rFonts w:ascii="Segoe UI" w:eastAsia="Times New Roman" w:hAnsi="Segoe UI" w:cs="Segoe UI"/>
-          <w:kern w:val="0"/>
-          <w:sz w:val="21"/>
-          <w:szCs w:val="21"/>
-          <w:lang w:eastAsia="en-GB"/>
-          <w14:ligatures w14:val="none"/>
-        </w:rPr>
-        <w:t>de</w:t>
-      </w:r>
-      <w:r>
-        <w:rPr>
-          <w:rFonts w:ascii="Segoe UI" w:eastAsia="Times New Roman" w:hAnsi="Segoe UI" w:cs="Segoe UI"/>
-          <w:kern w:val="0"/>
-          <w:sz w:val="21"/>
-          <w:szCs w:val="21"/>
+          <w:lang w:eastAsia="en-GB"/>
+          <w14:ligatures w14:val="none"/>
+        </w:rPr>
+        <w:t>, főleg hypertriglyceridaemiában, de</w:t>
+      </w:r>
+      <w:r>
+        <w:rPr>
+          <w:rFonts w:ascii="Segoe UI" w:eastAsia="Times New Roman" w:hAnsi="Segoe UI" w:cs="Segoe UI"/>
+          <w:kern w:val="0"/>
           <w:lang w:eastAsia="en-GB"/>
           <w14:ligatures w14:val="none"/>
         </w:rPr>
@@ -1738,8 +1404,6 @@
         <w:rPr>
           <w:rFonts w:ascii="Segoe UI" w:eastAsia="Times New Roman" w:hAnsi="Segoe UI" w:cs="Segoe UI"/>
           <w:kern w:val="0"/>
-          <w:sz w:val="21"/>
-          <w:szCs w:val="21"/>
           <w:lang w:eastAsia="en-GB"/>
           <w14:ligatures w14:val="none"/>
         </w:rPr>
@@ -1749,8 +1413,6 @@
         <w:rPr>
           <w:rFonts w:ascii="Segoe UI" w:eastAsia="Times New Roman" w:hAnsi="Segoe UI" w:cs="Segoe UI"/>
           <w:kern w:val="0"/>
-          <w:sz w:val="21"/>
-          <w:szCs w:val="21"/>
           <w:lang w:eastAsia="en-GB"/>
           <w14:ligatures w14:val="none"/>
         </w:rPr>
@@ -1764,8 +1426,6 @@
         <w:rPr>
           <w:rFonts w:ascii="Segoe UI" w:eastAsia="Times New Roman" w:hAnsi="Segoe UI" w:cs="Segoe UI"/>
           <w:kern w:val="0"/>
-          <w:sz w:val="21"/>
-          <w:szCs w:val="21"/>
           <w:lang w:eastAsia="en-GB"/>
           <w14:ligatures w14:val="none"/>
         </w:rPr>
@@ -1775,12 +1435,10 @@
           <w:rFonts w:ascii="Segoe UI" w:eastAsia="Times New Roman" w:hAnsi="Segoe UI" w:cs="Segoe UI"/>
           <w:noProof/>
           <w:kern w:val="0"/>
-          <w:sz w:val="21"/>
-          <w:szCs w:val="21"/>
           <w:lang w:eastAsia="en-GB"/>
         </w:rPr>
         <w:pict w14:anchorId="3AFB6DE9">
-          <v:rect id="_x0000_i1026" alt="" style="width:451.3pt;height:.05pt;mso-width-percent:0;mso-height-percent:0;mso-width-percent:0;mso-height-percent:0" o:hralign="center" o:hrstd="t" o:hr="t" fillcolor="#a0a0a0" stroked="f"/>
+          <v:rect id="_x0000_i1025" alt="" style="width:451.3pt;height:.05pt;mso-width-percent:0;mso-height-percent:0;mso-width-percent:0;mso-height-percent:0" o:hralign="center" o:hrstd="t" o:hr="t" fillcolor="#a0a0a0" stroked="f"/>
         </w:pict>
       </w:r>
     </w:p>
@@ -1793,20 +1451,16 @@
           <w:b/>
           <w:bCs/>
           <w:kern w:val="0"/>
-          <w:sz w:val="36"/>
-          <w:szCs w:val="36"/>
-          <w:lang w:eastAsia="en-GB"/>
-          <w14:ligatures w14:val="none"/>
-        </w:rPr>
-      </w:pPr>
-      <w:r>
-        <w:rPr>
-          <w:rFonts w:ascii="Segoe UI" w:eastAsia="Times New Roman" w:hAnsi="Segoe UI" w:cs="Segoe UI"/>
-          <w:b/>
-          <w:bCs/>
-          <w:kern w:val="0"/>
-          <w:sz w:val="36"/>
-          <w:szCs w:val="36"/>
+          <w:lang w:eastAsia="en-GB"/>
+          <w14:ligatures w14:val="none"/>
+        </w:rPr>
+      </w:pPr>
+      <w:r>
+        <w:rPr>
+          <w:rFonts w:ascii="Segoe UI" w:eastAsia="Times New Roman" w:hAnsi="Segoe UI" w:cs="Segoe UI"/>
+          <w:b/>
+          <w:bCs/>
+          <w:kern w:val="0"/>
           <w:lang w:eastAsia="en-GB"/>
           <w14:ligatures w14:val="none"/>
         </w:rPr>
@@ -1818,8 +1472,6 @@
           <w:b/>
           <w:bCs/>
           <w:kern w:val="0"/>
-          <w:sz w:val="36"/>
-          <w:szCs w:val="36"/>
           <w:lang w:eastAsia="en-GB"/>
           <w14:ligatures w14:val="none"/>
         </w:rPr>
@@ -1831,8 +1483,6 @@
           <w:b/>
           <w:bCs/>
           <w:kern w:val="0"/>
-          <w:sz w:val="36"/>
-          <w:szCs w:val="36"/>
           <w:lang w:eastAsia="en-GB"/>
           <w14:ligatures w14:val="none"/>
         </w:rPr>
@@ -1844,8 +1494,6 @@
           <w:b/>
           <w:bCs/>
           <w:kern w:val="0"/>
-          <w:sz w:val="36"/>
-          <w:szCs w:val="36"/>
           <w:lang w:eastAsia="en-GB"/>
           <w14:ligatures w14:val="none"/>
         </w:rPr>
@@ -1857,8 +1505,6 @@
           <w:b/>
           <w:bCs/>
           <w:kern w:val="0"/>
-          <w:sz w:val="36"/>
-          <w:szCs w:val="36"/>
           <w:lang w:eastAsia="en-GB"/>
           <w14:ligatures w14:val="none"/>
         </w:rPr>
@@ -1874,8 +1520,6 @@
           <w:b/>
           <w:bCs/>
           <w:kern w:val="0"/>
-          <w:sz w:val="27"/>
-          <w:szCs w:val="27"/>
           <w:lang w:eastAsia="en-GB"/>
           <w14:ligatures w14:val="none"/>
         </w:rPr>
@@ -1886,8 +1530,6 @@
           <w:b/>
           <w:bCs/>
           <w:kern w:val="0"/>
-          <w:sz w:val="27"/>
-          <w:szCs w:val="27"/>
           <w:lang w:eastAsia="en-GB"/>
           <w14:ligatures w14:val="none"/>
         </w:rPr>
@@ -1899,8 +1541,6 @@
           <w:b/>
           <w:bCs/>
           <w:kern w:val="0"/>
-          <w:sz w:val="27"/>
-          <w:szCs w:val="27"/>
           <w:lang w:eastAsia="en-GB"/>
           <w14:ligatures w14:val="none"/>
         </w:rPr>
@@ -1917,18 +1557,14 @@
         <w:rPr>
           <w:rFonts w:ascii="Segoe UI" w:eastAsia="Times New Roman" w:hAnsi="Segoe UI" w:cs="Segoe UI"/>
           <w:kern w:val="0"/>
-          <w:sz w:val="21"/>
-          <w:szCs w:val="21"/>
-          <w:lang w:eastAsia="en-GB"/>
-          <w14:ligatures w14:val="none"/>
-        </w:rPr>
-      </w:pPr>
-      <w:r>
-        <w:rPr>
-          <w:rFonts w:ascii="Segoe UI" w:eastAsia="Times New Roman" w:hAnsi="Segoe UI" w:cs="Segoe UI"/>
-          <w:kern w:val="0"/>
-          <w:sz w:val="21"/>
-          <w:szCs w:val="21"/>
+          <w:lang w:eastAsia="en-GB"/>
+          <w14:ligatures w14:val="none"/>
+        </w:rPr>
+      </w:pPr>
+      <w:r>
+        <w:rPr>
+          <w:rFonts w:ascii="Segoe UI" w:eastAsia="Times New Roman" w:hAnsi="Segoe UI" w:cs="Segoe UI"/>
+          <w:kern w:val="0"/>
           <w:lang w:eastAsia="en-GB"/>
           <w14:ligatures w14:val="none"/>
         </w:rPr>
@@ -1945,18 +1581,14 @@
         <w:rPr>
           <w:rFonts w:ascii="Segoe UI" w:eastAsia="Times New Roman" w:hAnsi="Segoe UI" w:cs="Segoe UI"/>
           <w:kern w:val="0"/>
-          <w:sz w:val="21"/>
-          <w:szCs w:val="21"/>
-          <w:lang w:eastAsia="en-GB"/>
-          <w14:ligatures w14:val="none"/>
-        </w:rPr>
-      </w:pPr>
-      <w:r>
-        <w:rPr>
-          <w:rFonts w:ascii="Segoe UI" w:eastAsia="Times New Roman" w:hAnsi="Segoe UI" w:cs="Segoe UI"/>
-          <w:kern w:val="0"/>
-          <w:sz w:val="21"/>
-          <w:szCs w:val="21"/>
+          <w:lang w:eastAsia="en-GB"/>
+          <w14:ligatures w14:val="none"/>
+        </w:rPr>
+      </w:pPr>
+      <w:r>
+        <w:rPr>
+          <w:rFonts w:ascii="Segoe UI" w:eastAsia="Times New Roman" w:hAnsi="Segoe UI" w:cs="Segoe UI"/>
+          <w:kern w:val="0"/>
           <w:lang w:eastAsia="en-GB"/>
           <w14:ligatures w14:val="none"/>
         </w:rPr>
@@ -1973,18 +1605,14 @@
         <w:rPr>
           <w:rFonts w:ascii="Segoe UI" w:eastAsia="Times New Roman" w:hAnsi="Segoe UI" w:cs="Segoe UI"/>
           <w:kern w:val="0"/>
-          <w:sz w:val="21"/>
-          <w:szCs w:val="21"/>
-          <w:lang w:eastAsia="en-GB"/>
-          <w14:ligatures w14:val="none"/>
-        </w:rPr>
-      </w:pPr>
-      <w:r>
-        <w:rPr>
-          <w:rFonts w:ascii="Segoe UI" w:eastAsia="Times New Roman" w:hAnsi="Segoe UI" w:cs="Segoe UI"/>
-          <w:kern w:val="0"/>
-          <w:sz w:val="21"/>
-          <w:szCs w:val="21"/>
+          <w:lang w:eastAsia="en-GB"/>
+          <w14:ligatures w14:val="none"/>
+        </w:rPr>
+      </w:pPr>
+      <w:r>
+        <w:rPr>
+          <w:rFonts w:ascii="Segoe UI" w:eastAsia="Times New Roman" w:hAnsi="Segoe UI" w:cs="Segoe UI"/>
+          <w:kern w:val="0"/>
           <w:lang w:eastAsia="en-GB"/>
           <w14:ligatures w14:val="none"/>
         </w:rPr>
@@ -2001,18 +1629,14 @@
         <w:rPr>
           <w:rFonts w:ascii="Segoe UI" w:eastAsia="Times New Roman" w:hAnsi="Segoe UI" w:cs="Segoe UI"/>
           <w:kern w:val="0"/>
-          <w:sz w:val="21"/>
-          <w:szCs w:val="21"/>
-          <w:lang w:eastAsia="en-GB"/>
-          <w14:ligatures w14:val="none"/>
-        </w:rPr>
-      </w:pPr>
-      <w:r>
-        <w:rPr>
-          <w:rFonts w:ascii="Segoe UI" w:eastAsia="Times New Roman" w:hAnsi="Segoe UI" w:cs="Segoe UI"/>
-          <w:kern w:val="0"/>
-          <w:sz w:val="21"/>
-          <w:szCs w:val="21"/>
+          <w:lang w:eastAsia="en-GB"/>
+          <w14:ligatures w14:val="none"/>
+        </w:rPr>
+      </w:pPr>
+      <w:r>
+        <w:rPr>
+          <w:rFonts w:ascii="Segoe UI" w:eastAsia="Times New Roman" w:hAnsi="Segoe UI" w:cs="Segoe UI"/>
+          <w:kern w:val="0"/>
           <w:lang w:eastAsia="en-GB"/>
           <w14:ligatures w14:val="none"/>
         </w:rPr>
@@ -2029,18 +1653,14 @@
         <w:rPr>
           <w:rFonts w:ascii="Segoe UI" w:eastAsia="Times New Roman" w:hAnsi="Segoe UI" w:cs="Segoe UI"/>
           <w:kern w:val="0"/>
-          <w:sz w:val="21"/>
-          <w:szCs w:val="21"/>
-          <w:lang w:eastAsia="en-GB"/>
-          <w14:ligatures w14:val="none"/>
-        </w:rPr>
-      </w:pPr>
-      <w:r>
-        <w:rPr>
-          <w:rFonts w:ascii="Segoe UI" w:eastAsia="Times New Roman" w:hAnsi="Segoe UI" w:cs="Segoe UI"/>
-          <w:kern w:val="0"/>
-          <w:sz w:val="21"/>
-          <w:szCs w:val="21"/>
+          <w:lang w:eastAsia="en-GB"/>
+          <w14:ligatures w14:val="none"/>
+        </w:rPr>
+      </w:pPr>
+      <w:r>
+        <w:rPr>
+          <w:rFonts w:ascii="Segoe UI" w:eastAsia="Times New Roman" w:hAnsi="Segoe UI" w:cs="Segoe UI"/>
+          <w:kern w:val="0"/>
           <w:lang w:eastAsia="en-GB"/>
           <w14:ligatures w14:val="none"/>
         </w:rPr>
@@ -2056,8 +1676,6 @@
           <w:b/>
           <w:bCs/>
           <w:kern w:val="0"/>
-          <w:sz w:val="27"/>
-          <w:szCs w:val="27"/>
           <w:lang w:eastAsia="en-GB"/>
           <w14:ligatures w14:val="none"/>
         </w:rPr>
@@ -2068,8 +1686,6 @@
           <w:b/>
           <w:bCs/>
           <w:kern w:val="0"/>
-          <w:sz w:val="27"/>
-          <w:szCs w:val="27"/>
           <w:lang w:eastAsia="en-GB"/>
           <w14:ligatures w14:val="none"/>
         </w:rPr>
@@ -2081,8 +1697,6 @@
           <w:b/>
           <w:bCs/>
           <w:kern w:val="0"/>
-          <w:sz w:val="27"/>
-          <w:szCs w:val="27"/>
           <w:lang w:eastAsia="en-GB"/>
           <w14:ligatures w14:val="none"/>
         </w:rPr>
@@ -2099,20 +1713,16 @@
         <w:rPr>
           <w:rFonts w:ascii="Segoe UI" w:eastAsia="Times New Roman" w:hAnsi="Segoe UI" w:cs="Segoe UI"/>
           <w:kern w:val="0"/>
-          <w:sz w:val="21"/>
-          <w:szCs w:val="21"/>
-          <w:lang w:eastAsia="en-GB"/>
-          <w14:ligatures w14:val="none"/>
-        </w:rPr>
-      </w:pPr>
-      <w:r>
-        <w:rPr>
-          <w:rFonts w:ascii="Segoe UI" w:eastAsia="Times New Roman" w:hAnsi="Segoe UI" w:cs="Segoe UI"/>
-          <w:b/>
-          <w:bCs/>
-          <w:kern w:val="0"/>
-          <w:sz w:val="21"/>
-          <w:szCs w:val="21"/>
+          <w:lang w:eastAsia="en-GB"/>
+          <w14:ligatures w14:val="none"/>
+        </w:rPr>
+      </w:pPr>
+      <w:r>
+        <w:rPr>
+          <w:rFonts w:ascii="Segoe UI" w:eastAsia="Times New Roman" w:hAnsi="Segoe UI" w:cs="Segoe UI"/>
+          <w:b/>
+          <w:bCs/>
+          <w:kern w:val="0"/>
           <w:lang w:eastAsia="en-GB"/>
           <w14:ligatures w14:val="none"/>
         </w:rPr>
@@ -2129,18 +1739,14 @@
         <w:rPr>
           <w:rFonts w:ascii="Segoe UI" w:eastAsia="Times New Roman" w:hAnsi="Segoe UI" w:cs="Segoe UI"/>
           <w:kern w:val="0"/>
-          <w:sz w:val="21"/>
-          <w:szCs w:val="21"/>
-          <w:lang w:eastAsia="en-GB"/>
-          <w14:ligatures w14:val="none"/>
-        </w:rPr>
-      </w:pPr>
-      <w:r>
-        <w:rPr>
-          <w:rFonts w:ascii="Segoe UI" w:eastAsia="Times New Roman" w:hAnsi="Segoe UI" w:cs="Segoe UI"/>
-          <w:kern w:val="0"/>
-          <w:sz w:val="21"/>
-          <w:szCs w:val="21"/>
+          <w:lang w:eastAsia="en-GB"/>
+          <w14:ligatures w14:val="none"/>
+        </w:rPr>
+      </w:pPr>
+      <w:r>
+        <w:rPr>
+          <w:rFonts w:ascii="Segoe UI" w:eastAsia="Times New Roman" w:hAnsi="Segoe UI" w:cs="Segoe UI"/>
+          <w:kern w:val="0"/>
           <w:lang w:eastAsia="en-GB"/>
           <w14:ligatures w14:val="none"/>
         </w:rPr>
@@ -2157,18 +1763,14 @@
         <w:rPr>
           <w:rFonts w:ascii="Segoe UI" w:eastAsia="Times New Roman" w:hAnsi="Segoe UI" w:cs="Segoe UI"/>
           <w:kern w:val="0"/>
-          <w:sz w:val="21"/>
-          <w:szCs w:val="21"/>
-          <w:lang w:eastAsia="en-GB"/>
-          <w14:ligatures w14:val="none"/>
-        </w:rPr>
-      </w:pPr>
-      <w:r>
-        <w:rPr>
-          <w:rFonts w:ascii="Segoe UI" w:eastAsia="Times New Roman" w:hAnsi="Segoe UI" w:cs="Segoe UI"/>
-          <w:kern w:val="0"/>
-          <w:sz w:val="21"/>
-          <w:szCs w:val="21"/>
+          <w:lang w:eastAsia="en-GB"/>
+          <w14:ligatures w14:val="none"/>
+        </w:rPr>
+      </w:pPr>
+      <w:r>
+        <w:rPr>
+          <w:rFonts w:ascii="Segoe UI" w:eastAsia="Times New Roman" w:hAnsi="Segoe UI" w:cs="Segoe UI"/>
+          <w:kern w:val="0"/>
           <w:lang w:eastAsia="en-GB"/>
           <w14:ligatures w14:val="none"/>
         </w:rPr>
@@ -2178,8 +1780,6 @@
         <w:rPr>
           <w:rFonts w:ascii="Segoe UI" w:eastAsia="Times New Roman" w:hAnsi="Segoe UI" w:cs="Segoe UI"/>
           <w:kern w:val="0"/>
-          <w:sz w:val="21"/>
-          <w:szCs w:val="21"/>
           <w:lang w:eastAsia="en-GB"/>
           <w14:ligatures w14:val="none"/>
         </w:rPr>
@@ -2189,8 +1789,6 @@
         <w:rPr>
           <w:rFonts w:ascii="Segoe UI" w:eastAsia="Times New Roman" w:hAnsi="Segoe UI" w:cs="Segoe UI"/>
           <w:kern w:val="0"/>
-          <w:sz w:val="21"/>
-          <w:szCs w:val="21"/>
           <w:lang w:eastAsia="en-GB"/>
           <w14:ligatures w14:val="none"/>
         </w:rPr>
@@ -2200,8 +1798,6 @@
         <w:rPr>
           <w:rFonts w:ascii="Segoe UI" w:eastAsia="Times New Roman" w:hAnsi="Segoe UI" w:cs="Segoe UI"/>
           <w:kern w:val="0"/>
-          <w:sz w:val="21"/>
-          <w:szCs w:val="21"/>
           <w:lang w:eastAsia="en-GB"/>
           <w14:ligatures w14:val="none"/>
         </w:rPr>
@@ -2214,8 +1810,6 @@
         <w:rPr>
           <w:rFonts w:ascii="Segoe UI" w:eastAsia="Times New Roman" w:hAnsi="Segoe UI" w:cs="Segoe UI"/>
           <w:kern w:val="0"/>
-          <w:sz w:val="21"/>
-          <w:szCs w:val="21"/>
           <w:lang w:eastAsia="en-GB"/>
           <w14:ligatures w14:val="none"/>
         </w:rPr>
@@ -2224,8 +1818,6 @@
         <w:rPr>
           <w:rFonts w:ascii="Apple Color Emoji" w:eastAsia="Times New Roman" w:hAnsi="Apple Color Emoji" w:cs="Apple Color Emoji"/>
           <w:kern w:val="0"/>
-          <w:sz w:val="21"/>
-          <w:szCs w:val="21"/>
           <w:lang w:eastAsia="en-GB"/>
           <w14:ligatures w14:val="none"/>
         </w:rPr>
@@ -2235,8 +1827,6 @@
         <w:rPr>
           <w:rFonts w:ascii="Segoe UI" w:eastAsia="Times New Roman" w:hAnsi="Segoe UI" w:cs="Segoe UI"/>
           <w:kern w:val="0"/>
-          <w:sz w:val="21"/>
-          <w:szCs w:val="21"/>
           <w:lang w:eastAsia="en-GB"/>
           <w14:ligatures w14:val="none"/>
         </w:rPr>
@@ -2248,8 +1838,6 @@
           <w:b/>
           <w:bCs/>
           <w:kern w:val="0"/>
-          <w:sz w:val="21"/>
-          <w:szCs w:val="21"/>
           <w:lang w:eastAsia="en-GB"/>
           <w14:ligatures w14:val="none"/>
         </w:rPr>
@@ -2259,8 +1847,6 @@
         <w:rPr>
           <w:rFonts w:ascii="Segoe UI" w:eastAsia="Times New Roman" w:hAnsi="Segoe UI" w:cs="Segoe UI"/>
           <w:kern w:val="0"/>
-          <w:sz w:val="21"/>
-          <w:szCs w:val="21"/>
           <w:lang w:eastAsia="en-GB"/>
           <w14:ligatures w14:val="none"/>
         </w:rPr>
@@ -2272,8 +1858,6 @@
           <w:b/>
           <w:bCs/>
           <w:kern w:val="0"/>
-          <w:sz w:val="21"/>
-          <w:szCs w:val="21"/>
           <w:lang w:eastAsia="en-GB"/>
           <w14:ligatures w14:val="none"/>
         </w:rPr>
@@ -2283,8 +1867,6 @@
         <w:rPr>
           <w:rFonts w:ascii="Segoe UI" w:eastAsia="Times New Roman" w:hAnsi="Segoe UI" w:cs="Segoe UI"/>
           <w:kern w:val="0"/>
-          <w:sz w:val="21"/>
-          <w:szCs w:val="21"/>
           <w:lang w:eastAsia="en-GB"/>
           <w14:ligatures w14:val="none"/>
         </w:rPr>
@@ -2296,8 +1878,6 @@
           <w:b/>
           <w:bCs/>
           <w:kern w:val="0"/>
-          <w:sz w:val="21"/>
-          <w:szCs w:val="21"/>
           <w:lang w:eastAsia="en-GB"/>
           <w14:ligatures w14:val="none"/>
         </w:rPr>
@@ -2307,8 +1887,6 @@
         <w:rPr>
           <w:rFonts w:ascii="Segoe UI" w:eastAsia="Times New Roman" w:hAnsi="Segoe UI" w:cs="Segoe UI"/>
           <w:kern w:val="0"/>
-          <w:sz w:val="21"/>
-          <w:szCs w:val="21"/>
           <w:lang w:eastAsia="en-GB"/>
           <w14:ligatures w14:val="none"/>
         </w:rPr>
@@ -2321,8 +1899,6 @@
         <w:rPr>
           <w:rFonts w:ascii="Segoe UI" w:eastAsia="Times New Roman" w:hAnsi="Segoe UI" w:cs="Segoe UI"/>
           <w:kern w:val="0"/>
-          <w:sz w:val="21"/>
-          <w:szCs w:val="21"/>
           <w:lang w:eastAsia="en-GB"/>
           <w14:ligatures w14:val="none"/>
         </w:rPr>
@@ -2332,12 +1908,10 @@
           <w:rFonts w:ascii="Segoe UI" w:eastAsia="Times New Roman" w:hAnsi="Segoe UI" w:cs="Segoe UI"/>
           <w:noProof/>
           <w:kern w:val="0"/>
-          <w:sz w:val="21"/>
-          <w:szCs w:val="21"/>
           <w:lang w:eastAsia="en-GB"/>
         </w:rPr>
         <w:pict w14:anchorId="0129CE90">
-          <v:rect id="_x0000_i1025" alt="" style="width:451.3pt;height:.05pt;mso-width-percent:0;mso-height-percent:0;mso-width-percent:0;mso-height-percent:0" o:hralign="center" o:hrstd="t" o:hr="t" fillcolor="#a0a0a0" stroked="f"/>
+          <v:rect id="_x0000_i1026" alt="" style="width:451.3pt;height:.05pt;mso-width-percent:0;mso-height-percent:0;mso-width-percent:0;mso-height-percent:0" o:hralign="center" o:hrstd="t" o:hr="t" fillcolor="#a0a0a0" stroked="f"/>
         </w:pict>
       </w:r>
     </w:p>
@@ -2350,20 +1924,16 @@
           <w:b/>
           <w:bCs/>
           <w:kern w:val="0"/>
-          <w:sz w:val="36"/>
-          <w:szCs w:val="36"/>
-          <w:lang w:eastAsia="en-GB"/>
-          <w14:ligatures w14:val="none"/>
-        </w:rPr>
-      </w:pPr>
-      <w:r>
-        <w:rPr>
-          <w:rFonts w:ascii="Segoe UI" w:eastAsia="Times New Roman" w:hAnsi="Segoe UI" w:cs="Segoe UI"/>
-          <w:b/>
-          <w:bCs/>
-          <w:kern w:val="0"/>
-          <w:sz w:val="36"/>
-          <w:szCs w:val="36"/>
+          <w:lang w:eastAsia="en-GB"/>
+          <w14:ligatures w14:val="none"/>
+        </w:rPr>
+      </w:pPr>
+      <w:r>
+        <w:rPr>
+          <w:rFonts w:ascii="Segoe UI" w:eastAsia="Times New Roman" w:hAnsi="Segoe UI" w:cs="Segoe UI"/>
+          <w:b/>
+          <w:bCs/>
+          <w:kern w:val="0"/>
           <w:lang w:eastAsia="en-GB"/>
           <w14:ligatures w14:val="none"/>
         </w:rPr>
@@ -2375,8 +1945,6 @@
           <w:b/>
           <w:bCs/>
           <w:kern w:val="0"/>
-          <w:sz w:val="36"/>
-          <w:szCs w:val="36"/>
           <w:lang w:eastAsia="en-GB"/>
           <w14:ligatures w14:val="none"/>
         </w:rPr>
@@ -2388,8 +1956,6 @@
           <w:b/>
           <w:bCs/>
           <w:kern w:val="0"/>
-          <w:sz w:val="36"/>
-          <w:szCs w:val="36"/>
           <w:lang w:eastAsia="en-GB"/>
           <w14:ligatures w14:val="none"/>
         </w:rPr>
@@ -2405,8 +1971,6 @@
           <w:b/>
           <w:bCs/>
           <w:kern w:val="0"/>
-          <w:sz w:val="27"/>
-          <w:szCs w:val="27"/>
           <w:lang w:eastAsia="en-GB"/>
           <w14:ligatures w14:val="none"/>
         </w:rPr>
@@ -2417,8 +1981,6 @@
           <w:b/>
           <w:bCs/>
           <w:kern w:val="0"/>
-          <w:sz w:val="27"/>
-          <w:szCs w:val="27"/>
           <w:lang w:eastAsia="en-GB"/>
           <w14:ligatures w14:val="none"/>
         </w:rPr>
@@ -2430,8 +1992,6 @@
           <w:b/>
           <w:bCs/>
           <w:kern w:val="0"/>
-          <w:sz w:val="27"/>
-          <w:szCs w:val="27"/>
           <w:lang w:eastAsia="en-GB"/>
           <w14:ligatures w14:val="none"/>
         </w:rPr>
@@ -2448,18 +2008,14 @@
         <w:rPr>
           <w:rFonts w:ascii="Segoe UI" w:eastAsia="Times New Roman" w:hAnsi="Segoe UI" w:cs="Segoe UI"/>
           <w:kern w:val="0"/>
-          <w:sz w:val="21"/>
-          <w:szCs w:val="21"/>
-          <w:lang w:eastAsia="en-GB"/>
-          <w14:ligatures w14:val="none"/>
-        </w:rPr>
-      </w:pPr>
-      <w:r>
-        <w:rPr>
-          <w:rFonts w:ascii="Segoe UI" w:eastAsia="Times New Roman" w:hAnsi="Segoe UI" w:cs="Segoe UI"/>
-          <w:kern w:val="0"/>
-          <w:sz w:val="21"/>
-          <w:szCs w:val="21"/>
+          <w:lang w:eastAsia="en-GB"/>
+          <w14:ligatures w14:val="none"/>
+        </w:rPr>
+      </w:pPr>
+      <w:r>
+        <w:rPr>
+          <w:rFonts w:ascii="Segoe UI" w:eastAsia="Times New Roman" w:hAnsi="Segoe UI" w:cs="Segoe UI"/>
+          <w:kern w:val="0"/>
           <w:lang w:eastAsia="en-GB"/>
           <w14:ligatures w14:val="none"/>
         </w:rPr>
@@ -2469,8 +2025,6 @@
         <w:rPr>
           <w:rFonts w:ascii="Segoe UI" w:eastAsia="Times New Roman" w:hAnsi="Segoe UI" w:cs="Segoe UI"/>
           <w:kern w:val="0"/>
-          <w:sz w:val="21"/>
-          <w:szCs w:val="21"/>
           <w:lang w:eastAsia="en-GB"/>
           <w14:ligatures w14:val="none"/>
         </w:rPr>
@@ -2482,8 +2036,6 @@
           <w:b/>
           <w:bCs/>
           <w:kern w:val="0"/>
-          <w:sz w:val="21"/>
-          <w:szCs w:val="21"/>
           <w:lang w:eastAsia="en-GB"/>
           <w14:ligatures w14:val="none"/>
         </w:rPr>
@@ -2495,8 +2047,6 @@
           <w:b/>
           <w:bCs/>
           <w:kern w:val="0"/>
-          <w:sz w:val="21"/>
-          <w:szCs w:val="21"/>
           <w:lang w:eastAsia="en-GB"/>
           <w14:ligatures w14:val="none"/>
         </w:rPr>
@@ -2508,8 +2058,6 @@
           <w:b/>
           <w:bCs/>
           <w:kern w:val="0"/>
-          <w:sz w:val="21"/>
-          <w:szCs w:val="21"/>
           <w:lang w:eastAsia="en-GB"/>
           <w14:ligatures w14:val="none"/>
         </w:rPr>
@@ -2521,8 +2069,6 @@
           <w:b/>
           <w:bCs/>
           <w:kern w:val="0"/>
-          <w:sz w:val="21"/>
-          <w:szCs w:val="21"/>
           <w:lang w:eastAsia="en-GB"/>
           <w14:ligatures w14:val="none"/>
         </w:rPr>
@@ -2534,8 +2080,6 @@
           <w:b/>
           <w:bCs/>
           <w:kern w:val="0"/>
-          <w:sz w:val="21"/>
-          <w:szCs w:val="21"/>
           <w:lang w:eastAsia="en-GB"/>
           <w14:ligatures w14:val="none"/>
         </w:rPr>
@@ -2545,8 +2089,6 @@
         <w:rPr>
           <w:rFonts w:ascii="Segoe UI" w:eastAsia="Times New Roman" w:hAnsi="Segoe UI" w:cs="Segoe UI"/>
           <w:kern w:val="0"/>
-          <w:sz w:val="21"/>
-          <w:szCs w:val="21"/>
           <w:lang w:eastAsia="en-GB"/>
           <w14:ligatures w14:val="none"/>
         </w:rPr>
@@ -2556,8 +2098,6 @@
         <w:rPr>
           <w:rFonts w:ascii="Segoe UI" w:eastAsia="Times New Roman" w:hAnsi="Segoe UI" w:cs="Segoe UI"/>
           <w:kern w:val="0"/>
-          <w:sz w:val="21"/>
-          <w:szCs w:val="21"/>
           <w:lang w:eastAsia="en-GB"/>
           <w14:ligatures w14:val="none"/>
         </w:rPr>
@@ -2567,8 +2107,6 @@
         <w:rPr>
           <w:rFonts w:ascii="Segoe UI" w:eastAsia="Times New Roman" w:hAnsi="Segoe UI" w:cs="Segoe UI"/>
           <w:kern w:val="0"/>
-          <w:sz w:val="21"/>
-          <w:szCs w:val="21"/>
           <w:lang w:eastAsia="en-GB"/>
           <w14:ligatures w14:val="none"/>
         </w:rPr>
@@ -2578,8 +2116,6 @@
         <w:rPr>
           <w:rFonts w:ascii="Segoe UI" w:eastAsia="Times New Roman" w:hAnsi="Segoe UI" w:cs="Segoe UI"/>
           <w:kern w:val="0"/>
-          <w:sz w:val="21"/>
-          <w:szCs w:val="21"/>
           <w:lang w:eastAsia="en-GB"/>
           <w14:ligatures w14:val="none"/>
         </w:rPr>
@@ -2591,8 +2127,6 @@
           <w:b/>
           <w:bCs/>
           <w:kern w:val="0"/>
-          <w:sz w:val="21"/>
-          <w:szCs w:val="21"/>
           <w:lang w:eastAsia="en-GB"/>
           <w14:ligatures w14:val="none"/>
         </w:rPr>
@@ -2602,8 +2136,6 @@
         <w:rPr>
           <w:rFonts w:ascii="Segoe UI" w:eastAsia="Times New Roman" w:hAnsi="Segoe UI" w:cs="Segoe UI"/>
           <w:kern w:val="0"/>
-          <w:sz w:val="21"/>
-          <w:szCs w:val="21"/>
           <w:lang w:eastAsia="en-GB"/>
           <w14:ligatures w14:val="none"/>
         </w:rPr>
@@ -2613,8 +2145,6 @@
         <w:rPr>
           <w:rFonts w:ascii="Segoe UI" w:eastAsia="Times New Roman" w:hAnsi="Segoe UI" w:cs="Segoe UI"/>
           <w:kern w:val="0"/>
-          <w:sz w:val="21"/>
-          <w:szCs w:val="21"/>
           <w:lang w:eastAsia="en-GB"/>
           <w14:ligatures w14:val="none"/>
         </w:rPr>
@@ -2624,8 +2154,6 @@
         <w:rPr>
           <w:rFonts w:ascii="Segoe UI" w:eastAsia="Times New Roman" w:hAnsi="Segoe UI" w:cs="Segoe UI"/>
           <w:kern w:val="0"/>
-          <w:sz w:val="21"/>
-          <w:szCs w:val="21"/>
           <w:lang w:eastAsia="en-GB"/>
           <w14:ligatures w14:val="none"/>
         </w:rPr>
@@ -2642,18 +2170,14 @@
         <w:rPr>
           <w:rFonts w:ascii="Segoe UI" w:eastAsia="Times New Roman" w:hAnsi="Segoe UI" w:cs="Segoe UI"/>
           <w:kern w:val="0"/>
-          <w:sz w:val="21"/>
-          <w:szCs w:val="21"/>
-          <w:lang w:eastAsia="en-GB"/>
-          <w14:ligatures w14:val="none"/>
-        </w:rPr>
-      </w:pPr>
-      <w:r>
-        <w:rPr>
-          <w:rFonts w:ascii="Segoe UI" w:eastAsia="Times New Roman" w:hAnsi="Segoe UI" w:cs="Segoe UI"/>
-          <w:kern w:val="0"/>
-          <w:sz w:val="21"/>
-          <w:szCs w:val="21"/>
+          <w:lang w:eastAsia="en-GB"/>
+          <w14:ligatures w14:val="none"/>
+        </w:rPr>
+      </w:pPr>
+      <w:r>
+        <w:rPr>
+          <w:rFonts w:ascii="Segoe UI" w:eastAsia="Times New Roman" w:hAnsi="Segoe UI" w:cs="Segoe UI"/>
+          <w:kern w:val="0"/>
           <w:lang w:eastAsia="en-GB"/>
           <w14:ligatures w14:val="none"/>
         </w:rPr>
@@ -2663,8 +2187,6 @@
         <w:rPr>
           <w:rFonts w:ascii="Segoe UI" w:eastAsia="Times New Roman" w:hAnsi="Segoe UI" w:cs="Segoe UI"/>
           <w:kern w:val="0"/>
-          <w:sz w:val="21"/>
-          <w:szCs w:val="21"/>
           <w:lang w:eastAsia="en-GB"/>
           <w14:ligatures w14:val="none"/>
         </w:rPr>
@@ -2675,8 +2197,6 @@
         <w:rPr>
           <w:rFonts w:ascii="Segoe UI" w:eastAsia="Times New Roman" w:hAnsi="Segoe UI" w:cs="Segoe UI"/>
           <w:kern w:val="0"/>
-          <w:sz w:val="21"/>
-          <w:szCs w:val="21"/>
           <w:lang w:eastAsia="en-GB"/>
           <w14:ligatures w14:val="none"/>
         </w:rPr>
@@ -2688,8 +2208,6 @@
           <w:b/>
           <w:bCs/>
           <w:kern w:val="0"/>
-          <w:sz w:val="21"/>
-          <w:szCs w:val="21"/>
           <w:lang w:eastAsia="en-GB"/>
           <w14:ligatures w14:val="none"/>
         </w:rPr>
@@ -2699,8 +2217,6 @@
         <w:rPr>
           <w:rFonts w:ascii="Segoe UI" w:eastAsia="Times New Roman" w:hAnsi="Segoe UI" w:cs="Segoe UI"/>
           <w:kern w:val="0"/>
-          <w:sz w:val="21"/>
-          <w:szCs w:val="21"/>
           <w:lang w:eastAsia="en-GB"/>
           <w14:ligatures w14:val="none"/>
         </w:rPr>
@@ -2721,8 +2237,6 @@
           <w:b/>
           <w:bCs/>
           <w:kern w:val="0"/>
-          <w:sz w:val="21"/>
-          <w:szCs w:val="21"/>
           <w:lang w:eastAsia="en-GB"/>
           <w14:ligatures w14:val="none"/>
         </w:rPr>
@@ -2734,8 +2248,6 @@
           <w:b/>
           <w:bCs/>
           <w:kern w:val="0"/>
-          <w:sz w:val="21"/>
-          <w:szCs w:val="21"/>
           <w:lang w:eastAsia="en-GB"/>
           <w14:ligatures w14:val="none"/>
         </w:rPr>
@@ -2745,8 +2257,6 @@
         <w:rPr>
           <w:rFonts w:ascii="Segoe UI" w:eastAsia="Times New Roman" w:hAnsi="Segoe UI" w:cs="Segoe UI"/>
           <w:kern w:val="0"/>
-          <w:sz w:val="21"/>
-          <w:szCs w:val="21"/>
           <w:lang w:eastAsia="en-GB"/>
           <w14:ligatures w14:val="none"/>
         </w:rPr>
@@ -3213,6 +2723,155 @@
     </w:lvl>
   </w:abstractNum>
   <w:abstractNum w:abstractNumId="3" w15:restartNumberingAfterBreak="0">
+    <w:nsid w:val="1FEF4E4B"/>
+    <w:multiLevelType w:val="multilevel"/>
+    <w:tmpl w:val="AF3ADFB4"/>
+    <w:lvl w:ilvl="0">
+      <w:start w:val="1"/>
+      <w:numFmt w:val="bullet"/>
+      <w:lvlText w:val=""/>
+      <w:lvlJc w:val="left"/>
+      <w:pPr>
+        <w:tabs>
+          <w:tab w:val="num" w:pos="720"/>
+        </w:tabs>
+        <w:ind w:left="720" w:hanging="360"/>
+      </w:pPr>
+      <w:rPr>
+        <w:rFonts w:ascii="Symbol" w:hAnsi="Symbol" w:hint="default"/>
+        <w:sz w:val="20"/>
+      </w:rPr>
+    </w:lvl>
+    <w:lvl w:ilvl="1" w:tentative="1">
+      <w:start w:val="1"/>
+      <w:numFmt w:val="bullet"/>
+      <w:lvlText w:val="o"/>
+      <w:lvlJc w:val="left"/>
+      <w:pPr>
+        <w:tabs>
+          <w:tab w:val="num" w:pos="1440"/>
+        </w:tabs>
+        <w:ind w:left="1440" w:hanging="360"/>
+      </w:pPr>
+      <w:rPr>
+        <w:rFonts w:ascii="Courier New" w:hAnsi="Courier New" w:hint="default"/>
+        <w:sz w:val="20"/>
+      </w:rPr>
+    </w:lvl>
+    <w:lvl w:ilvl="2" w:tentative="1">
+      <w:start w:val="1"/>
+      <w:numFmt w:val="bullet"/>
+      <w:lvlText w:val=""/>
+      <w:lvlJc w:val="left"/>
+      <w:pPr>
+        <w:tabs>
+          <w:tab w:val="num" w:pos="2160"/>
+        </w:tabs>
+        <w:ind w:left="2160" w:hanging="360"/>
+      </w:pPr>
+      <w:rPr>
+        <w:rFonts w:ascii="Wingdings" w:hAnsi="Wingdings" w:hint="default"/>
+        <w:sz w:val="20"/>
+      </w:rPr>
+    </w:lvl>
+    <w:lvl w:ilvl="3" w:tentative="1">
+      <w:start w:val="1"/>
+      <w:numFmt w:val="bullet"/>
+      <w:lvlText w:val=""/>
+      <w:lvlJc w:val="left"/>
+      <w:pPr>
+        <w:tabs>
+          <w:tab w:val="num" w:pos="2880"/>
+        </w:tabs>
+        <w:ind w:left="2880" w:hanging="360"/>
+      </w:pPr>
+      <w:rPr>
+        <w:rFonts w:ascii="Wingdings" w:hAnsi="Wingdings" w:hint="default"/>
+        <w:sz w:val="20"/>
+      </w:rPr>
+    </w:lvl>
+    <w:lvl w:ilvl="4" w:tentative="1">
+      <w:start w:val="1"/>
+      <w:numFmt w:val="bullet"/>
+      <w:lvlText w:val=""/>
+      <w:lvlJc w:val="left"/>
+      <w:pPr>
+        <w:tabs>
+          <w:tab w:val="num" w:pos="3600"/>
+        </w:tabs>
+        <w:ind w:left="3600" w:hanging="360"/>
+      </w:pPr>
+      <w:rPr>
+        <w:rFonts w:ascii="Wingdings" w:hAnsi="Wingdings" w:hint="default"/>
+        <w:sz w:val="20"/>
+      </w:rPr>
+    </w:lvl>
+    <w:lvl w:ilvl="5" w:tentative="1">
+      <w:start w:val="1"/>
+      <w:numFmt w:val="bullet"/>
+      <w:lvlText w:val=""/>
+      <w:lvlJc w:val="left"/>
+      <w:pPr>
+        <w:tabs>
+          <w:tab w:val="num" w:pos="4320"/>
+        </w:tabs>
+        <w:ind w:left="4320" w:hanging="360"/>
+      </w:pPr>
+      <w:rPr>
+        <w:rFonts w:ascii="Wingdings" w:hAnsi="Wingdings" w:hint="default"/>
+        <w:sz w:val="20"/>
+      </w:rPr>
+    </w:lvl>
+    <w:lvl w:ilvl="6" w:tentative="1">
+      <w:start w:val="1"/>
+      <w:numFmt w:val="bullet"/>
+      <w:lvlText w:val=""/>
+      <w:lvlJc w:val="left"/>
+      <w:pPr>
+        <w:tabs>
+          <w:tab w:val="num" w:pos="5040"/>
+        </w:tabs>
+        <w:ind w:left="5040" w:hanging="360"/>
+      </w:pPr>
+      <w:rPr>
+        <w:rFonts w:ascii="Wingdings" w:hAnsi="Wingdings" w:hint="default"/>
+        <w:sz w:val="20"/>
+      </w:rPr>
+    </w:lvl>
+    <w:lvl w:ilvl="7" w:tentative="1">
+      <w:start w:val="1"/>
+      <w:numFmt w:val="bullet"/>
+      <w:lvlText w:val=""/>
+      <w:lvlJc w:val="left"/>
+      <w:pPr>
+        <w:tabs>
+          <w:tab w:val="num" w:pos="5760"/>
+        </w:tabs>
+        <w:ind w:left="5760" w:hanging="360"/>
+      </w:pPr>
+      <w:rPr>
+        <w:rFonts w:ascii="Wingdings" w:hAnsi="Wingdings" w:hint="default"/>
+        <w:sz w:val="20"/>
+      </w:rPr>
+    </w:lvl>
+    <w:lvl w:ilvl="8" w:tentative="1">
+      <w:start w:val="1"/>
+      <w:numFmt w:val="bullet"/>
+      <w:lvlText w:val=""/>
+      <w:lvlJc w:val="left"/>
+      <w:pPr>
+        <w:tabs>
+          <w:tab w:val="num" w:pos="6480"/>
+        </w:tabs>
+        <w:ind w:left="6480" w:hanging="360"/>
+      </w:pPr>
+      <w:rPr>
+        <w:rFonts w:ascii="Wingdings" w:hAnsi="Wingdings" w:hint="default"/>
+        <w:sz w:val="20"/>
+      </w:rPr>
+    </w:lvl>
+  </w:abstractNum>
+  <w:abstractNum w:abstractNumId="4" w15:restartNumberingAfterBreak="0">
     <w:nsid w:val="208C41A9"/>
     <w:multiLevelType w:val="multilevel"/>
     <w:tmpl w:val="829616E4"/>
@@ -3361,7 +3020,7 @@
       </w:rPr>
     </w:lvl>
   </w:abstractNum>
-  <w:abstractNum w:abstractNumId="4" w15:restartNumberingAfterBreak="0">
+  <w:abstractNum w:abstractNumId="5" w15:restartNumberingAfterBreak="0">
     <w:nsid w:val="234D08E3"/>
     <w:multiLevelType w:val="multilevel"/>
     <w:tmpl w:val="2D28BDE0"/>
@@ -3510,7 +3169,7 @@
       </w:rPr>
     </w:lvl>
   </w:abstractNum>
-  <w:abstractNum w:abstractNumId="5" w15:restartNumberingAfterBreak="0">
+  <w:abstractNum w:abstractNumId="6" w15:restartNumberingAfterBreak="0">
     <w:nsid w:val="344C1563"/>
     <w:multiLevelType w:val="multilevel"/>
     <w:tmpl w:val="4228447E"/>
@@ -3659,7 +3318,7 @@
       </w:rPr>
     </w:lvl>
   </w:abstractNum>
-  <w:abstractNum w:abstractNumId="6" w15:restartNumberingAfterBreak="0">
+  <w:abstractNum w:abstractNumId="7" w15:restartNumberingAfterBreak="0">
     <w:nsid w:val="392215BA"/>
     <w:multiLevelType w:val="multilevel"/>
     <w:tmpl w:val="3CDC3F9E"/>
@@ -3808,7 +3467,7 @@
       </w:rPr>
     </w:lvl>
   </w:abstractNum>
-  <w:abstractNum w:abstractNumId="7" w15:restartNumberingAfterBreak="0">
+  <w:abstractNum w:abstractNumId="8" w15:restartNumberingAfterBreak="0">
     <w:nsid w:val="486A60A4"/>
     <w:multiLevelType w:val="hybridMultilevel"/>
     <w:tmpl w:val="1F601032"/>
@@ -3920,7 +3579,7 @@
       </w:rPr>
     </w:lvl>
   </w:abstractNum>
-  <w:abstractNum w:abstractNumId="8" w15:restartNumberingAfterBreak="0">
+  <w:abstractNum w:abstractNumId="9" w15:restartNumberingAfterBreak="0">
     <w:nsid w:val="513E7FCA"/>
     <w:multiLevelType w:val="multilevel"/>
     <w:tmpl w:val="60F8A516"/>
@@ -4069,7 +3728,7 @@
       </w:rPr>
     </w:lvl>
   </w:abstractNum>
-  <w:abstractNum w:abstractNumId="9" w15:restartNumberingAfterBreak="0">
+  <w:abstractNum w:abstractNumId="10" w15:restartNumberingAfterBreak="0">
     <w:nsid w:val="5B0111FD"/>
     <w:multiLevelType w:val="multilevel"/>
     <w:tmpl w:val="724E773E"/>
@@ -4218,7 +3877,7 @@
       </w:rPr>
     </w:lvl>
   </w:abstractNum>
-  <w:abstractNum w:abstractNumId="10" w15:restartNumberingAfterBreak="0">
+  <w:abstractNum w:abstractNumId="11" w15:restartNumberingAfterBreak="0">
     <w:nsid w:val="67864097"/>
     <w:multiLevelType w:val="multilevel"/>
     <w:tmpl w:val="29DE8746"/>
@@ -4367,7 +4026,7 @@
       </w:rPr>
     </w:lvl>
   </w:abstractNum>
-  <w:abstractNum w:abstractNumId="11" w15:restartNumberingAfterBreak="0">
+  <w:abstractNum w:abstractNumId="12" w15:restartNumberingAfterBreak="0">
     <w:nsid w:val="6BCF29A8"/>
     <w:multiLevelType w:val="multilevel"/>
     <w:tmpl w:val="BDA60036"/>
@@ -4516,7 +4175,7 @@
       </w:rPr>
     </w:lvl>
   </w:abstractNum>
-  <w:abstractNum w:abstractNumId="12" w15:restartNumberingAfterBreak="0">
+  <w:abstractNum w:abstractNumId="13" w15:restartNumberingAfterBreak="0">
     <w:nsid w:val="6C694310"/>
     <w:multiLevelType w:val="multilevel"/>
     <w:tmpl w:val="1466E00A"/>
@@ -4665,7 +4324,7 @@
       </w:rPr>
     </w:lvl>
   </w:abstractNum>
-  <w:abstractNum w:abstractNumId="13" w15:restartNumberingAfterBreak="0">
+  <w:abstractNum w:abstractNumId="14" w15:restartNumberingAfterBreak="0">
     <w:nsid w:val="72D475DF"/>
     <w:multiLevelType w:val="multilevel"/>
     <w:tmpl w:val="9A52E6B0"/>
@@ -4814,7 +4473,7 @@
       </w:rPr>
     </w:lvl>
   </w:abstractNum>
-  <w:abstractNum w:abstractNumId="14" w15:restartNumberingAfterBreak="0">
+  <w:abstractNum w:abstractNumId="15" w15:restartNumberingAfterBreak="0">
     <w:nsid w:val="75D823C8"/>
     <w:multiLevelType w:val="multilevel"/>
     <w:tmpl w:val="D3D09084"/>
@@ -4963,7 +4622,7 @@
       </w:rPr>
     </w:lvl>
   </w:abstractNum>
-  <w:abstractNum w:abstractNumId="15" w15:restartNumberingAfterBreak="0">
+  <w:abstractNum w:abstractNumId="16" w15:restartNumberingAfterBreak="0">
     <w:nsid w:val="7F90789D"/>
     <w:multiLevelType w:val="multilevel"/>
     <w:tmpl w:val="E5523DBC"/>
@@ -5113,52 +4772,55 @@
     </w:lvl>
   </w:abstractNum>
   <w:num w:numId="1" w16cid:durableId="1959483183">
-    <w:abstractNumId w:val="6"/>
+    <w:abstractNumId w:val="7"/>
   </w:num>
   <w:num w:numId="2" w16cid:durableId="1267426316">
-    <w:abstractNumId w:val="13"/>
+    <w:abstractNumId w:val="14"/>
   </w:num>
   <w:num w:numId="3" w16cid:durableId="267855955">
-    <w:abstractNumId w:val="9"/>
+    <w:abstractNumId w:val="10"/>
   </w:num>
   <w:num w:numId="4" w16cid:durableId="1886022031">
-    <w:abstractNumId w:val="4"/>
+    <w:abstractNumId w:val="5"/>
   </w:num>
   <w:num w:numId="5" w16cid:durableId="2094858893">
-    <w:abstractNumId w:val="10"/>
+    <w:abstractNumId w:val="11"/>
   </w:num>
   <w:num w:numId="6" w16cid:durableId="1397582101">
-    <w:abstractNumId w:val="15"/>
+    <w:abstractNumId w:val="16"/>
   </w:num>
   <w:num w:numId="7" w16cid:durableId="310255588">
     <w:abstractNumId w:val="0"/>
   </w:num>
   <w:num w:numId="8" w16cid:durableId="163281611">
-    <w:abstractNumId w:val="5"/>
+    <w:abstractNumId w:val="6"/>
   </w:num>
   <w:num w:numId="9" w16cid:durableId="439493600">
     <w:abstractNumId w:val="1"/>
   </w:num>
   <w:num w:numId="10" w16cid:durableId="1158113963">
-    <w:abstractNumId w:val="14"/>
+    <w:abstractNumId w:val="15"/>
   </w:num>
   <w:num w:numId="11" w16cid:durableId="864750364">
-    <w:abstractNumId w:val="11"/>
+    <w:abstractNumId w:val="12"/>
   </w:num>
   <w:num w:numId="12" w16cid:durableId="1409225308">
-    <w:abstractNumId w:val="8"/>
+    <w:abstractNumId w:val="9"/>
   </w:num>
   <w:num w:numId="13" w16cid:durableId="2069299270">
     <w:abstractNumId w:val="2"/>
   </w:num>
   <w:num w:numId="14" w16cid:durableId="1453285358">
-    <w:abstractNumId w:val="3"/>
+    <w:abstractNumId w:val="4"/>
   </w:num>
   <w:num w:numId="15" w16cid:durableId="1010831850">
-    <w:abstractNumId w:val="12"/>
+    <w:abstractNumId w:val="13"/>
   </w:num>
   <w:num w:numId="16" w16cid:durableId="2030638731">
-    <w:abstractNumId w:val="7"/>
+    <w:abstractNumId w:val="8"/>
+  </w:num>
+  <w:num w:numId="17" w16cid:durableId="1614938340">
+    <w:abstractNumId w:val="3"/>
   </w:num>
 </w:numbering>
 </file>
@@ -5172,7 +4834,7 @@
         <w:kern w:val="2"/>
         <w:sz w:val="24"/>
         <w:szCs w:val="24"/>
-        <w:lang w:val="en-HU" w:eastAsia="en-US" w:bidi="ar-SA"/>
+        <w:lang w:eastAsia="en-US" w:bidi="ar-SA"/>
         <w14:ligatures w14:val="standardContextual"/>
       </w:rPr>
     </w:rPrDefault>
@@ -5560,15 +5222,15 @@
     <w:lsdException w:name="Unresolved Mention" w:semiHidden="1" w:unhideWhenUsed="1"/>
     <w:lsdException w:name="Smart Link" w:semiHidden="1" w:unhideWhenUsed="1"/>
   </w:latentStyles>
-  <w:style w:type="paragraph" w:default="1" w:styleId="Normal">
+  <w:style w:type="paragraph" w:default="1" w:styleId="Norml">
     <w:name w:val="Normal"/>
     <w:qFormat/>
   </w:style>
-  <w:style w:type="paragraph" w:styleId="Heading1">
+  <w:style w:type="paragraph" w:styleId="Cmsor1">
     <w:name w:val="heading 1"/>
-    <w:basedOn w:val="Normal"/>
-    <w:next w:val="Normal"/>
-    <w:link w:val="Heading1Char"/>
+    <w:basedOn w:val="Norml"/>
+    <w:next w:val="Norml"/>
+    <w:link w:val="Cmsor1Char"/>
     <w:uiPriority w:val="9"/>
     <w:qFormat/>
     <w:rsid w:val="00504840"/>
@@ -5585,11 +5247,11 @@
       <w:szCs w:val="40"/>
     </w:rPr>
   </w:style>
-  <w:style w:type="paragraph" w:styleId="Heading2">
+  <w:style w:type="paragraph" w:styleId="Cmsor2">
     <w:name w:val="heading 2"/>
-    <w:basedOn w:val="Normal"/>
-    <w:next w:val="Normal"/>
-    <w:link w:val="Heading2Char"/>
+    <w:basedOn w:val="Norml"/>
+    <w:next w:val="Norml"/>
+    <w:link w:val="Cmsor2Char"/>
     <w:uiPriority w:val="9"/>
     <w:unhideWhenUsed/>
     <w:qFormat/>
@@ -5607,11 +5269,11 @@
       <w:szCs w:val="32"/>
     </w:rPr>
   </w:style>
-  <w:style w:type="paragraph" w:styleId="Heading3">
+  <w:style w:type="paragraph" w:styleId="Cmsor3">
     <w:name w:val="heading 3"/>
-    <w:basedOn w:val="Normal"/>
-    <w:next w:val="Normal"/>
-    <w:link w:val="Heading3Char"/>
+    <w:basedOn w:val="Norml"/>
+    <w:next w:val="Norml"/>
+    <w:link w:val="Cmsor3Char"/>
     <w:uiPriority w:val="9"/>
     <w:unhideWhenUsed/>
     <w:qFormat/>
@@ -5629,11 +5291,11 @@
       <w:szCs w:val="28"/>
     </w:rPr>
   </w:style>
-  <w:style w:type="paragraph" w:styleId="Heading4">
+  <w:style w:type="paragraph" w:styleId="Cmsor4">
     <w:name w:val="heading 4"/>
-    <w:basedOn w:val="Normal"/>
-    <w:next w:val="Normal"/>
-    <w:link w:val="Heading4Char"/>
+    <w:basedOn w:val="Norml"/>
+    <w:next w:val="Norml"/>
+    <w:link w:val="Cmsor4Char"/>
     <w:uiPriority w:val="9"/>
     <w:semiHidden/>
     <w:unhideWhenUsed/>
@@ -5652,11 +5314,11 @@
       <w:color w:val="0F4761" w:themeColor="accent1" w:themeShade="BF"/>
     </w:rPr>
   </w:style>
-  <w:style w:type="paragraph" w:styleId="Heading5">
+  <w:style w:type="paragraph" w:styleId="Cmsor5">
     <w:name w:val="heading 5"/>
-    <w:basedOn w:val="Normal"/>
-    <w:next w:val="Normal"/>
-    <w:link w:val="Heading5Char"/>
+    <w:basedOn w:val="Norml"/>
+    <w:next w:val="Norml"/>
+    <w:link w:val="Cmsor5Char"/>
     <w:uiPriority w:val="9"/>
     <w:semiHidden/>
     <w:unhideWhenUsed/>
@@ -5673,11 +5335,11 @@
       <w:color w:val="0F4761" w:themeColor="accent1" w:themeShade="BF"/>
     </w:rPr>
   </w:style>
-  <w:style w:type="paragraph" w:styleId="Heading6">
+  <w:style w:type="paragraph" w:styleId="Cmsor6">
     <w:name w:val="heading 6"/>
-    <w:basedOn w:val="Normal"/>
-    <w:next w:val="Normal"/>
-    <w:link w:val="Heading6Char"/>
+    <w:basedOn w:val="Norml"/>
+    <w:next w:val="Norml"/>
+    <w:link w:val="Cmsor6Char"/>
     <w:uiPriority w:val="9"/>
     <w:semiHidden/>
     <w:unhideWhenUsed/>
@@ -5696,11 +5358,11 @@
       <w:color w:val="595959" w:themeColor="text1" w:themeTint="A6"/>
     </w:rPr>
   </w:style>
-  <w:style w:type="paragraph" w:styleId="Heading7">
+  <w:style w:type="paragraph" w:styleId="Cmsor7">
     <w:name w:val="heading 7"/>
-    <w:basedOn w:val="Normal"/>
-    <w:next w:val="Normal"/>
-    <w:link w:val="Heading7Char"/>
+    <w:basedOn w:val="Norml"/>
+    <w:next w:val="Norml"/>
+    <w:link w:val="Cmsor7Char"/>
     <w:uiPriority w:val="9"/>
     <w:semiHidden/>
     <w:unhideWhenUsed/>
@@ -5717,11 +5379,11 @@
       <w:color w:val="595959" w:themeColor="text1" w:themeTint="A6"/>
     </w:rPr>
   </w:style>
-  <w:style w:type="paragraph" w:styleId="Heading8">
+  <w:style w:type="paragraph" w:styleId="Cmsor8">
     <w:name w:val="heading 8"/>
-    <w:basedOn w:val="Normal"/>
-    <w:next w:val="Normal"/>
-    <w:link w:val="Heading8Char"/>
+    <w:basedOn w:val="Norml"/>
+    <w:next w:val="Norml"/>
+    <w:link w:val="Cmsor8Char"/>
     <w:uiPriority w:val="9"/>
     <w:semiHidden/>
     <w:unhideWhenUsed/>
@@ -5740,11 +5402,11 @@
       <w:color w:val="272727" w:themeColor="text1" w:themeTint="D8"/>
     </w:rPr>
   </w:style>
-  <w:style w:type="paragraph" w:styleId="Heading9">
+  <w:style w:type="paragraph" w:styleId="Cmsor9">
     <w:name w:val="heading 9"/>
-    <w:basedOn w:val="Normal"/>
-    <w:next w:val="Normal"/>
-    <w:link w:val="Heading9Char"/>
+    <w:basedOn w:val="Norml"/>
+    <w:next w:val="Norml"/>
+    <w:link w:val="Cmsor9Char"/>
     <w:uiPriority w:val="9"/>
     <w:semiHidden/>
     <w:unhideWhenUsed/>
@@ -5761,13 +5423,12 @@
       <w:color w:val="272727" w:themeColor="text1" w:themeTint="D8"/>
     </w:rPr>
   </w:style>
-  <w:style w:type="character" w:default="1" w:styleId="DefaultParagraphFont">
+  <w:style w:type="character" w:default="1" w:styleId="Bekezdsalapbettpusa">
     <w:name w:val="Default Paragraph Font"/>
     <w:uiPriority w:val="1"/>
-    <w:semiHidden/>
     <w:unhideWhenUsed/>
   </w:style>
-  <w:style w:type="table" w:default="1" w:styleId="TableNormal">
+  <w:style w:type="table" w:default="1" w:styleId="Normltblzat">
     <w:name w:val="Normal Table"/>
     <w:uiPriority w:val="99"/>
     <w:semiHidden/>
@@ -5782,16 +5443,16 @@
       </w:tblCellMar>
     </w:tblPr>
   </w:style>
-  <w:style w:type="numbering" w:default="1" w:styleId="NoList">
+  <w:style w:type="numbering" w:default="1" w:styleId="Nemlista">
     <w:name w:val="No List"/>
     <w:uiPriority w:val="99"/>
     <w:semiHidden/>
     <w:unhideWhenUsed/>
   </w:style>
-  <w:style w:type="character" w:customStyle="1" w:styleId="Heading1Char">
-    <w:name w:val="Heading 1 Char"/>
-    <w:basedOn w:val="DefaultParagraphFont"/>
-    <w:link w:val="Heading1"/>
+  <w:style w:type="character" w:customStyle="1" w:styleId="Cmsor1Char">
+    <w:name w:val="Címsor 1 Char"/>
+    <w:basedOn w:val="Bekezdsalapbettpusa"/>
+    <w:link w:val="Cmsor1"/>
     <w:uiPriority w:val="9"/>
     <w:rsid w:val="00504840"/>
     <w:rPr>
@@ -5801,10 +5462,10 @@
       <w:szCs w:val="40"/>
     </w:rPr>
   </w:style>
-  <w:style w:type="character" w:customStyle="1" w:styleId="Heading2Char">
-    <w:name w:val="Heading 2 Char"/>
-    <w:basedOn w:val="DefaultParagraphFont"/>
-    <w:link w:val="Heading2"/>
+  <w:style w:type="character" w:customStyle="1" w:styleId="Cmsor2Char">
+    <w:name w:val="Címsor 2 Char"/>
+    <w:basedOn w:val="Bekezdsalapbettpusa"/>
+    <w:link w:val="Cmsor2"/>
     <w:uiPriority w:val="9"/>
     <w:rsid w:val="00504840"/>
     <w:rPr>
@@ -5814,10 +5475,10 @@
       <w:szCs w:val="32"/>
     </w:rPr>
   </w:style>
-  <w:style w:type="character" w:customStyle="1" w:styleId="Heading3Char">
-    <w:name w:val="Heading 3 Char"/>
-    <w:basedOn w:val="DefaultParagraphFont"/>
-    <w:link w:val="Heading3"/>
+  <w:style w:type="character" w:customStyle="1" w:styleId="Cmsor3Char">
+    <w:name w:val="Címsor 3 Char"/>
+    <w:basedOn w:val="Bekezdsalapbettpusa"/>
+    <w:link w:val="Cmsor3"/>
     <w:uiPriority w:val="9"/>
     <w:rsid w:val="00504840"/>
     <w:rPr>
@@ -5827,10 +5488,10 @@
       <w:szCs w:val="28"/>
     </w:rPr>
   </w:style>
-  <w:style w:type="character" w:customStyle="1" w:styleId="Heading4Char">
-    <w:name w:val="Heading 4 Char"/>
-    <w:basedOn w:val="DefaultParagraphFont"/>
-    <w:link w:val="Heading4"/>
+  <w:style w:type="character" w:customStyle="1" w:styleId="Cmsor4Char">
+    <w:name w:val="Címsor 4 Char"/>
+    <w:basedOn w:val="Bekezdsalapbettpusa"/>
+    <w:link w:val="Cmsor4"/>
     <w:uiPriority w:val="9"/>
     <w:semiHidden/>
     <w:rsid w:val="00504840"/>
@@ -5841,10 +5502,10 @@
       <w:color w:val="0F4761" w:themeColor="accent1" w:themeShade="BF"/>
     </w:rPr>
   </w:style>
-  <w:style w:type="character" w:customStyle="1" w:styleId="Heading5Char">
-    <w:name w:val="Heading 5 Char"/>
-    <w:basedOn w:val="DefaultParagraphFont"/>
-    <w:link w:val="Heading5"/>
+  <w:style w:type="character" w:customStyle="1" w:styleId="Cmsor5Char">
+    <w:name w:val="Címsor 5 Char"/>
+    <w:basedOn w:val="Bekezdsalapbettpusa"/>
+    <w:link w:val="Cmsor5"/>
     <w:uiPriority w:val="9"/>
     <w:semiHidden/>
     <w:rsid w:val="00504840"/>
@@ -5853,10 +5514,10 @@
       <w:color w:val="0F4761" w:themeColor="accent1" w:themeShade="BF"/>
     </w:rPr>
   </w:style>
-  <w:style w:type="character" w:customStyle="1" w:styleId="Heading6Char">
-    <w:name w:val="Heading 6 Char"/>
-    <w:basedOn w:val="DefaultParagraphFont"/>
-    <w:link w:val="Heading6"/>
+  <w:style w:type="character" w:customStyle="1" w:styleId="Cmsor6Char">
+    <w:name w:val="Címsor 6 Char"/>
+    <w:basedOn w:val="Bekezdsalapbettpusa"/>
+    <w:link w:val="Cmsor6"/>
     <w:uiPriority w:val="9"/>
     <w:semiHidden/>
     <w:rsid w:val="00504840"/>
@@ -5867,10 +5528,10 @@
       <w:color w:val="595959" w:themeColor="text1" w:themeTint="A6"/>
     </w:rPr>
   </w:style>
-  <w:style w:type="character" w:customStyle="1" w:styleId="Heading7Char">
-    <w:name w:val="Heading 7 Char"/>
-    <w:basedOn w:val="DefaultParagraphFont"/>
-    <w:link w:val="Heading7"/>
+  <w:style w:type="character" w:customStyle="1" w:styleId="Cmsor7Char">
+    <w:name w:val="Címsor 7 Char"/>
+    <w:basedOn w:val="Bekezdsalapbettpusa"/>
+    <w:link w:val="Cmsor7"/>
     <w:uiPriority w:val="9"/>
     <w:semiHidden/>
     <w:rsid w:val="00504840"/>
@@ -5879,10 +5540,10 @@
       <w:color w:val="595959" w:themeColor="text1" w:themeTint="A6"/>
     </w:rPr>
   </w:style>
-  <w:style w:type="character" w:customStyle="1" w:styleId="Heading8Char">
-    <w:name w:val="Heading 8 Char"/>
-    <w:basedOn w:val="DefaultParagraphFont"/>
-    <w:link w:val="Heading8"/>
+  <w:style w:type="character" w:customStyle="1" w:styleId="Cmsor8Char">
+    <w:name w:val="Címsor 8 Char"/>
+    <w:basedOn w:val="Bekezdsalapbettpusa"/>
+    <w:link w:val="Cmsor8"/>
     <w:uiPriority w:val="9"/>
     <w:semiHidden/>
     <w:rsid w:val="00504840"/>
@@ -5893,10 +5554,10 @@
       <w:color w:val="272727" w:themeColor="text1" w:themeTint="D8"/>
     </w:rPr>
   </w:style>
-  <w:style w:type="character" w:customStyle="1" w:styleId="Heading9Char">
-    <w:name w:val="Heading 9 Char"/>
-    <w:basedOn w:val="DefaultParagraphFont"/>
-    <w:link w:val="Heading9"/>
+  <w:style w:type="character" w:customStyle="1" w:styleId="Cmsor9Char">
+    <w:name w:val="Címsor 9 Char"/>
+    <w:basedOn w:val="Bekezdsalapbettpusa"/>
+    <w:link w:val="Cmsor9"/>
     <w:uiPriority w:val="9"/>
     <w:semiHidden/>
     <w:rsid w:val="00504840"/>
@@ -5905,11 +5566,11 @@
       <w:color w:val="272727" w:themeColor="text1" w:themeTint="D8"/>
     </w:rPr>
   </w:style>
-  <w:style w:type="paragraph" w:styleId="Title">
+  <w:style w:type="paragraph" w:styleId="Cm">
     <w:name w:val="Title"/>
-    <w:basedOn w:val="Normal"/>
-    <w:next w:val="Normal"/>
-    <w:link w:val="TitleChar"/>
+    <w:basedOn w:val="Norml"/>
+    <w:next w:val="Norml"/>
+    <w:link w:val="CmChar"/>
     <w:uiPriority w:val="10"/>
     <w:qFormat/>
     <w:rsid w:val="00504840"/>
@@ -5925,10 +5586,10 @@
       <w:szCs w:val="56"/>
     </w:rPr>
   </w:style>
-  <w:style w:type="character" w:customStyle="1" w:styleId="TitleChar">
-    <w:name w:val="Title Char"/>
-    <w:basedOn w:val="DefaultParagraphFont"/>
-    <w:link w:val="Title"/>
+  <w:style w:type="character" w:customStyle="1" w:styleId="CmChar">
+    <w:name w:val="Cím Char"/>
+    <w:basedOn w:val="Bekezdsalapbettpusa"/>
+    <w:link w:val="Cm"/>
     <w:uiPriority w:val="10"/>
     <w:rsid w:val="00504840"/>
     <w:rPr>
@@ -5939,11 +5600,11 @@
       <w:szCs w:val="56"/>
     </w:rPr>
   </w:style>
-  <w:style w:type="paragraph" w:styleId="Subtitle">
+  <w:style w:type="paragraph" w:styleId="Alcm">
     <w:name w:val="Subtitle"/>
-    <w:basedOn w:val="Normal"/>
-    <w:next w:val="Normal"/>
-    <w:link w:val="SubtitleChar"/>
+    <w:basedOn w:val="Norml"/>
+    <w:next w:val="Norml"/>
+    <w:link w:val="AlcmChar"/>
     <w:uiPriority w:val="11"/>
     <w:qFormat/>
     <w:rsid w:val="00504840"/>
@@ -5960,10 +5621,10 @@
       <w:szCs w:val="28"/>
     </w:rPr>
   </w:style>
-  <w:style w:type="character" w:customStyle="1" w:styleId="SubtitleChar">
-    <w:name w:val="Subtitle Char"/>
-    <w:basedOn w:val="DefaultParagraphFont"/>
-    <w:link w:val="Subtitle"/>
+  <w:style w:type="character" w:customStyle="1" w:styleId="AlcmChar">
+    <w:name w:val="Alcím Char"/>
+    <w:basedOn w:val="Bekezdsalapbettpusa"/>
+    <w:link w:val="Alcm"/>
     <w:uiPriority w:val="11"/>
     <w:rsid w:val="00504840"/>
     <w:rPr>
@@ -5974,11 +5635,11 @@
       <w:szCs w:val="28"/>
     </w:rPr>
   </w:style>
-  <w:style w:type="paragraph" w:styleId="Quote">
+  <w:style w:type="paragraph" w:styleId="Idzet">
     <w:name w:val="Quote"/>
-    <w:basedOn w:val="Normal"/>
-    <w:next w:val="Normal"/>
-    <w:link w:val="QuoteChar"/>
+    <w:basedOn w:val="Norml"/>
+    <w:next w:val="Norml"/>
+    <w:link w:val="IdzetChar"/>
     <w:uiPriority w:val="29"/>
     <w:qFormat/>
     <w:rsid w:val="00504840"/>
@@ -5992,10 +5653,10 @@
       <w:color w:val="404040" w:themeColor="text1" w:themeTint="BF"/>
     </w:rPr>
   </w:style>
-  <w:style w:type="character" w:customStyle="1" w:styleId="QuoteChar">
-    <w:name w:val="Quote Char"/>
-    <w:basedOn w:val="DefaultParagraphFont"/>
-    <w:link w:val="Quote"/>
+  <w:style w:type="character" w:customStyle="1" w:styleId="IdzetChar">
+    <w:name w:val="Idézet Char"/>
+    <w:basedOn w:val="Bekezdsalapbettpusa"/>
+    <w:link w:val="Idzet"/>
     <w:uiPriority w:val="29"/>
     <w:rsid w:val="00504840"/>
     <w:rPr>
@@ -6004,9 +5665,9 @@
       <w:color w:val="404040" w:themeColor="text1" w:themeTint="BF"/>
     </w:rPr>
   </w:style>
-  <w:style w:type="paragraph" w:styleId="ListParagraph">
+  <w:style w:type="paragraph" w:styleId="Listaszerbekezds">
     <w:name w:val="List Paragraph"/>
-    <w:basedOn w:val="Normal"/>
+    <w:basedOn w:val="Norml"/>
     <w:uiPriority w:val="34"/>
     <w:qFormat/>
     <w:rsid w:val="00504840"/>
@@ -6015,9 +5676,9 @@
       <w:contextualSpacing/>
     </w:pPr>
   </w:style>
-  <w:style w:type="character" w:styleId="IntenseEmphasis">
+  <w:style w:type="character" w:styleId="Erskiemels">
     <w:name w:val="Intense Emphasis"/>
-    <w:basedOn w:val="DefaultParagraphFont"/>
+    <w:basedOn w:val="Bekezdsalapbettpusa"/>
     <w:uiPriority w:val="21"/>
     <w:qFormat/>
     <w:rsid w:val="00504840"/>
@@ -6027,11 +5688,11 @@
       <w:color w:val="0F4761" w:themeColor="accent1" w:themeShade="BF"/>
     </w:rPr>
   </w:style>
-  <w:style w:type="paragraph" w:styleId="IntenseQuote">
+  <w:style w:type="paragraph" w:styleId="Kiemeltidzet">
     <w:name w:val="Intense Quote"/>
-    <w:basedOn w:val="Normal"/>
-    <w:next w:val="Normal"/>
-    <w:link w:val="IntenseQuoteChar"/>
+    <w:basedOn w:val="Norml"/>
+    <w:next w:val="Norml"/>
+    <w:link w:val="KiemeltidzetChar"/>
     <w:uiPriority w:val="30"/>
     <w:qFormat/>
     <w:rsid w:val="00504840"/>
@@ -6050,10 +5711,10 @@
       <w:color w:val="0F4761" w:themeColor="accent1" w:themeShade="BF"/>
     </w:rPr>
   </w:style>
-  <w:style w:type="character" w:customStyle="1" w:styleId="IntenseQuoteChar">
-    <w:name w:val="Intense Quote Char"/>
-    <w:basedOn w:val="DefaultParagraphFont"/>
-    <w:link w:val="IntenseQuote"/>
+  <w:style w:type="character" w:customStyle="1" w:styleId="KiemeltidzetChar">
+    <w:name w:val="Kiemelt idézet Char"/>
+    <w:basedOn w:val="Bekezdsalapbettpusa"/>
+    <w:link w:val="Kiemeltidzet"/>
     <w:uiPriority w:val="30"/>
     <w:rsid w:val="00504840"/>
     <w:rPr>
@@ -6062,9 +5723,9 @@
       <w:color w:val="0F4761" w:themeColor="accent1" w:themeShade="BF"/>
     </w:rPr>
   </w:style>
-  <w:style w:type="character" w:styleId="IntenseReference">
+  <w:style w:type="character" w:styleId="Ershivatkozs">
     <w:name w:val="Intense Reference"/>
-    <w:basedOn w:val="DefaultParagraphFont"/>
+    <w:basedOn w:val="Bekezdsalapbettpusa"/>
     <w:uiPriority w:val="32"/>
     <w:qFormat/>
     <w:rsid w:val="00504840"/>
@@ -6076,9 +5737,9 @@
       <w:spacing w:val="5"/>
     </w:rPr>
   </w:style>
-  <w:style w:type="paragraph" w:styleId="NormalWeb">
+  <w:style w:type="paragraph" w:styleId="NormlWeb">
     <w:name w:val="Normal (Web)"/>
-    <w:basedOn w:val="Normal"/>
+    <w:basedOn w:val="Norml"/>
     <w:uiPriority w:val="99"/>
     <w:semiHidden/>
     <w:unhideWhenUsed/>
@@ -6093,9 +5754,9 @@
       <w14:ligatures w14:val="none"/>
     </w:rPr>
   </w:style>
-  <w:style w:type="character" w:styleId="Strong">
+  <w:style w:type="character" w:styleId="Kiemels2">
     <w:name w:val="Strong"/>
-    <w:basedOn w:val="DefaultParagraphFont"/>
+    <w:basedOn w:val="Bekezdsalapbettpusa"/>
     <w:uiPriority w:val="22"/>
     <w:qFormat/>
     <w:rsid w:val="00504840"/>
@@ -6104,9 +5765,9 @@
       <w:bCs/>
     </w:rPr>
   </w:style>
-  <w:style w:type="character" w:styleId="Emphasis">
+  <w:style w:type="character" w:styleId="Kiemels">
     <w:name w:val="Emphasis"/>
-    <w:basedOn w:val="DefaultParagraphFont"/>
+    <w:basedOn w:val="Bekezdsalapbettpusa"/>
     <w:uiPriority w:val="20"/>
     <w:qFormat/>
     <w:rsid w:val="00504840"/>

--- a/Beteg edukáció/Alternatív koleszterincsökkentők.docx
+++ b/Beteg edukáció/Alternatív koleszterincsökkentők.docx
@@ -11,17 +11,17 @@
           <w:b/>
           <w:bCs/>
           <w:kern w:val="36"/>
-          <w:lang w:val="hu-HU" w:eastAsia="en-GB"/>
-          <w14:ligatures w14:val="none"/>
-        </w:rPr>
-      </w:pPr>
-      <w:r>
-        <w:rPr>
-          <w:rFonts w:ascii="Segoe UI" w:eastAsia="Times New Roman" w:hAnsi="Segoe UI" w:cs="Segoe UI"/>
-          <w:b/>
-          <w:bCs/>
-          <w:kern w:val="36"/>
-          <w:lang w:val="hu-HU" w:eastAsia="en-GB"/>
+          <w:lang w:eastAsia="en-GB"/>
+          <w14:ligatures w14:val="none"/>
+        </w:rPr>
+      </w:pPr>
+      <w:r>
+        <w:rPr>
+          <w:rFonts w:ascii="Segoe UI" w:eastAsia="Times New Roman" w:hAnsi="Segoe UI" w:cs="Segoe UI"/>
+          <w:b/>
+          <w:bCs/>
+          <w:kern w:val="36"/>
+          <w:lang w:eastAsia="en-GB"/>
           <w14:ligatures w14:val="none"/>
         </w:rPr>
         <w:t>KOLESZTERINCSÖKKENTŐK – GYÓGYSZEREK ÉS ALTERNATÍV HATÓANYAGOK</w:t>
@@ -289,44 +289,20 @@
           <w:b/>
           <w:bCs/>
           <w:kern w:val="36"/>
-          <w:lang w:val="hu-HU" w:eastAsia="en-GB"/>
-          <w14:ligatures w14:val="none"/>
-        </w:rPr>
-      </w:pPr>
-      <w:r>
-        <w:rPr>
-          <w:rFonts w:ascii="Segoe UI" w:eastAsia="Times New Roman" w:hAnsi="Segoe UI" w:cs="Segoe UI"/>
-          <w:b/>
-          <w:bCs/>
-          <w:kern w:val="36"/>
-          <w:lang w:val="hu-HU" w:eastAsia="en-GB"/>
-          <w14:ligatures w14:val="none"/>
-        </w:rPr>
-        <w:t xml:space="preserve">A 2026-os </w:t>
-      </w:r>
-      <w:proofErr w:type="spellStart"/>
-      <w:r>
-        <w:rPr>
-          <w:rFonts w:ascii="Segoe UI" w:eastAsia="Times New Roman" w:hAnsi="Segoe UI" w:cs="Segoe UI"/>
-          <w:b/>
-          <w:bCs/>
-          <w:kern w:val="36"/>
-          <w:lang w:val="hu-HU" w:eastAsia="en-GB"/>
-          <w14:ligatures w14:val="none"/>
-        </w:rPr>
-        <w:t>Dyslipidaemia</w:t>
-      </w:r>
-      <w:proofErr w:type="spellEnd"/>
-      <w:r>
-        <w:rPr>
-          <w:rFonts w:ascii="Segoe UI" w:eastAsia="Times New Roman" w:hAnsi="Segoe UI" w:cs="Segoe UI"/>
-          <w:b/>
-          <w:bCs/>
-          <w:kern w:val="36"/>
-          <w:lang w:val="hu-HU" w:eastAsia="en-GB"/>
-          <w14:ligatures w14:val="none"/>
-        </w:rPr>
-        <w:t xml:space="preserve"> orvosszakmai irányelv állásfoglalása</w:t>
+          <w:lang w:eastAsia="en-GB"/>
+          <w14:ligatures w14:val="none"/>
+        </w:rPr>
+      </w:pPr>
+      <w:r>
+        <w:rPr>
+          <w:rFonts w:ascii="Segoe UI" w:eastAsia="Times New Roman" w:hAnsi="Segoe UI" w:cs="Segoe UI"/>
+          <w:b/>
+          <w:bCs/>
+          <w:kern w:val="36"/>
+          <w:lang w:eastAsia="en-GB"/>
+          <w14:ligatures w14:val="none"/>
+        </w:rPr>
+        <w:t>A 2026-os Dyslipidaemia orvosszakmai irányelv állásfoglalása</w:t>
       </w:r>
     </w:p>
     <w:p>
@@ -341,18 +317,36 @@
         <w:rPr>
           <w:rFonts w:ascii="Segoe UI" w:eastAsia="Times New Roman" w:hAnsi="Segoe UI" w:cs="Segoe UI"/>
           <w:kern w:val="0"/>
-          <w:lang w:val="hu-HU" w:eastAsia="hu-HU"/>
-          <w14:ligatures w14:val="none"/>
-        </w:rPr>
-      </w:pPr>
-      <w:r>
-        <w:rPr>
-          <w:rFonts w:ascii="Segoe UI" w:eastAsia="Times New Roman" w:hAnsi="Segoe UI" w:cs="Segoe UI"/>
-          <w:kern w:val="0"/>
           <w:lang w:eastAsia="hu-HU"/>
           <w14:ligatures w14:val="none"/>
         </w:rPr>
-        <w:t>A táplálékkiegészítők – például a halolaj, a vörös fermentált rizs, a növényi szterolok és a berberin – NEM AJÁNLOTTAK az LDL-koleszterin vagy a trigliceridszint csökkentésére.</w:t>
+      </w:pPr>
+      <w:r>
+        <w:rPr>
+          <w:rFonts w:ascii="Segoe UI" w:eastAsia="Times New Roman" w:hAnsi="Segoe UI" w:cs="Segoe UI"/>
+          <w:kern w:val="0"/>
+          <w:lang w:eastAsia="hu-HU"/>
+          <w14:ligatures w14:val="none"/>
+        </w:rPr>
+        <w:t>A táplálékkiegészítők – például a halolaj, a vörös fermentált rizs, a növényi szterolok</w:t>
+      </w:r>
+      <w:r>
+        <w:rPr>
+          <w:rFonts w:ascii="Segoe UI" w:eastAsia="Times New Roman" w:hAnsi="Segoe UI" w:cs="Segoe UI"/>
+          <w:kern w:val="0"/>
+          <w:lang w:eastAsia="hu-HU"/>
+          <w14:ligatures w14:val="none"/>
+        </w:rPr>
+        <w:t>, niacin</w:t>
+      </w:r>
+      <w:r>
+        <w:rPr>
+          <w:rFonts w:ascii="Segoe UI" w:eastAsia="Times New Roman" w:hAnsi="Segoe UI" w:cs="Segoe UI"/>
+          <w:kern w:val="0"/>
+          <w:lang w:eastAsia="hu-HU"/>
+          <w14:ligatures w14:val="none"/>
+        </w:rPr>
+        <w:t xml:space="preserve"> és a berberin – NEM AJÁNLOTTAK az LDL-koleszterin vagy a trigliceridszint csökkentésére.</w:t>
       </w:r>
     </w:p>
     <w:p>
@@ -363,7 +357,7 @@
           <w:b/>
           <w:bCs/>
           <w:kern w:val="0"/>
-          <w:lang w:val="hu-HU" w:eastAsia="hu-HU"/>
+          <w:lang w:eastAsia="hu-HU"/>
           <w14:ligatures w14:val="none"/>
         </w:rPr>
       </w:pPr>
@@ -376,17 +370,17 @@
           <w:b/>
           <w:bCs/>
           <w:kern w:val="0"/>
-          <w:lang w:val="hu-HU" w:eastAsia="hu-HU"/>
-          <w14:ligatures w14:val="none"/>
-        </w:rPr>
-      </w:pPr>
-      <w:r>
-        <w:rPr>
-          <w:rFonts w:ascii="Segoe UI" w:eastAsia="Times New Roman" w:hAnsi="Segoe UI" w:cs="Segoe UI"/>
-          <w:b/>
-          <w:bCs/>
-          <w:kern w:val="0"/>
-          <w:lang w:val="hu-HU" w:eastAsia="hu-HU"/>
+          <w:lang w:eastAsia="hu-HU"/>
+          <w14:ligatures w14:val="none"/>
+        </w:rPr>
+      </w:pPr>
+      <w:r>
+        <w:rPr>
+          <w:rFonts w:ascii="Segoe UI" w:eastAsia="Times New Roman" w:hAnsi="Segoe UI" w:cs="Segoe UI"/>
+          <w:b/>
+          <w:bCs/>
+          <w:kern w:val="0"/>
+          <w:lang w:eastAsia="hu-HU"/>
           <w14:ligatures w14:val="none"/>
         </w:rPr>
         <w:t>Miért?</w:t>
@@ -402,15 +396,15 @@
         <w:rPr>
           <w:rFonts w:ascii="Segoe UI" w:eastAsia="Times New Roman" w:hAnsi="Segoe UI" w:cs="Segoe UI"/>
           <w:kern w:val="0"/>
-          <w:lang w:val="hu-HU" w:eastAsia="hu-HU"/>
-          <w14:ligatures w14:val="none"/>
-        </w:rPr>
-      </w:pPr>
-      <w:r>
-        <w:rPr>
-          <w:rFonts w:ascii="Segoe UI" w:eastAsia="Times New Roman" w:hAnsi="Segoe UI" w:cs="Segoe UI"/>
-          <w:kern w:val="0"/>
-          <w:lang w:val="hu-HU" w:eastAsia="hu-HU"/>
+          <w:lang w:eastAsia="hu-HU"/>
+          <w14:ligatures w14:val="none"/>
+        </w:rPr>
+      </w:pPr>
+      <w:r>
+        <w:rPr>
+          <w:rFonts w:ascii="Segoe UI" w:eastAsia="Times New Roman" w:hAnsi="Segoe UI" w:cs="Segoe UI"/>
+          <w:kern w:val="0"/>
+          <w:lang w:eastAsia="hu-HU"/>
           <w14:ligatures w14:val="none"/>
         </w:rPr>
         <w:t>A rendelkezésre álló bizonyítékok korlátozottak.</w:t>
@@ -426,15 +420,15 @@
         <w:rPr>
           <w:rFonts w:ascii="Segoe UI" w:eastAsia="Times New Roman" w:hAnsi="Segoe UI" w:cs="Segoe UI"/>
           <w:kern w:val="0"/>
-          <w:lang w:val="hu-HU" w:eastAsia="hu-HU"/>
-          <w14:ligatures w14:val="none"/>
-        </w:rPr>
-      </w:pPr>
-      <w:r>
-        <w:rPr>
-          <w:rFonts w:ascii="Segoe UI" w:eastAsia="Times New Roman" w:hAnsi="Segoe UI" w:cs="Segoe UI"/>
-          <w:kern w:val="0"/>
-          <w:lang w:val="hu-HU" w:eastAsia="hu-HU"/>
+          <w:lang w:eastAsia="hu-HU"/>
+          <w14:ligatures w14:val="none"/>
+        </w:rPr>
+      </w:pPr>
+      <w:r>
+        <w:rPr>
+          <w:rFonts w:ascii="Segoe UI" w:eastAsia="Times New Roman" w:hAnsi="Segoe UI" w:cs="Segoe UI"/>
+          <w:kern w:val="0"/>
+          <w:lang w:eastAsia="hu-HU"/>
           <w14:ligatures w14:val="none"/>
         </w:rPr>
         <w:t>A vizsgálati eredmények nem egyértelműek és nem következetesek.</w:t>
@@ -450,38 +444,18 @@
         <w:rPr>
           <w:rFonts w:ascii="Segoe UI" w:eastAsia="Times New Roman" w:hAnsi="Segoe UI" w:cs="Segoe UI"/>
           <w:kern w:val="0"/>
-          <w:lang w:val="hu-HU" w:eastAsia="hu-HU"/>
-          <w14:ligatures w14:val="none"/>
-        </w:rPr>
-      </w:pPr>
-      <w:r>
-        <w:rPr>
-          <w:rFonts w:ascii="Segoe UI" w:eastAsia="Times New Roman" w:hAnsi="Segoe UI" w:cs="Segoe UI"/>
-          <w:kern w:val="0"/>
-          <w:lang w:val="hu-HU" w:eastAsia="hu-HU"/>
-          <w14:ligatures w14:val="none"/>
-        </w:rPr>
-        <w:t xml:space="preserve">Nincs bizonyított előny az </w:t>
-      </w:r>
-      <w:proofErr w:type="spellStart"/>
-      <w:r>
-        <w:rPr>
-          <w:rFonts w:ascii="Segoe UI" w:eastAsia="Times New Roman" w:hAnsi="Segoe UI" w:cs="Segoe UI"/>
-          <w:kern w:val="0"/>
-          <w:lang w:val="hu-HU" w:eastAsia="hu-HU"/>
-          <w14:ligatures w14:val="none"/>
-        </w:rPr>
-        <w:t>ateroszklerotikus</w:t>
-      </w:r>
-      <w:proofErr w:type="spellEnd"/>
-      <w:r>
-        <w:rPr>
-          <w:rFonts w:ascii="Segoe UI" w:eastAsia="Times New Roman" w:hAnsi="Segoe UI" w:cs="Segoe UI"/>
-          <w:kern w:val="0"/>
-          <w:lang w:val="hu-HU" w:eastAsia="hu-HU"/>
-          <w14:ligatures w14:val="none"/>
-        </w:rPr>
-        <w:t xml:space="preserve"> kardiovaszkuláris betegségek (ASCVD) kockázatának csökkentésében.</w:t>
+          <w:lang w:eastAsia="hu-HU"/>
+          <w14:ligatures w14:val="none"/>
+        </w:rPr>
+      </w:pPr>
+      <w:r>
+        <w:rPr>
+          <w:rFonts w:ascii="Segoe UI" w:eastAsia="Times New Roman" w:hAnsi="Segoe UI" w:cs="Segoe UI"/>
+          <w:kern w:val="0"/>
+          <w:lang w:eastAsia="hu-HU"/>
+          <w14:ligatures w14:val="none"/>
+        </w:rPr>
+        <w:t>Nincs bizonyított előny az ateroszklerotikus kardiovaszkuláris betegségek (ASCVD) kockázatának csökkentésében.</w:t>
       </w:r>
     </w:p>
     <w:p>
@@ -491,7 +465,7 @@
         <w:rPr>
           <w:rFonts w:ascii="Segoe UI" w:eastAsia="Times New Roman" w:hAnsi="Segoe UI" w:cs="Segoe UI"/>
           <w:kern w:val="36"/>
-          <w:lang w:val="hu-HU" w:eastAsia="en-GB"/>
+          <w:lang w:eastAsia="en-GB"/>
           <w14:ligatures w14:val="none"/>
         </w:rPr>
       </w:pPr>
@@ -619,7 +593,7 @@
           <w:b/>
           <w:bCs/>
           <w:kern w:val="36"/>
-          <w:lang w:val="hu-HU" w:eastAsia="en-GB"/>
+          <w:lang w:eastAsia="en-GB"/>
           <w14:ligatures w14:val="none"/>
         </w:rPr>
       </w:pPr>
@@ -1007,7 +981,7 @@
           <w:b/>
           <w:bCs/>
           <w:kern w:val="36"/>
-          <w:lang w:val="hu-HU" w:eastAsia="en-GB"/>
+          <w:lang w:eastAsia="en-GB"/>
           <w14:ligatures w14:val="none"/>
         </w:rPr>
       </w:pPr>
@@ -4834,7 +4808,7 @@
         <w:kern w:val="2"/>
         <w:sz w:val="24"/>
         <w:szCs w:val="24"/>
-        <w:lang w:eastAsia="en-US" w:bidi="ar-SA"/>
+        <w:lang w:val="hu-HU" w:eastAsia="en-US" w:bidi="ar-SA"/>
         <w14:ligatures w14:val="standardContextual"/>
       </w:rPr>
     </w:rPrDefault>
@@ -5426,6 +5400,7 @@
   <w:style w:type="character" w:default="1" w:styleId="Bekezdsalapbettpusa">
     <w:name w:val="Default Paragraph Font"/>
     <w:uiPriority w:val="1"/>
+    <w:semiHidden/>
     <w:unhideWhenUsed/>
   </w:style>
   <w:style w:type="table" w:default="1" w:styleId="Normltblzat">
